--- a/ECON3916_Final_Report.docx
+++ b/ECON3916_Final_Report.docx
@@ -4,14 +4,14 @@
   <w:body>
     <w:p>
       <w:pPr>
-        <w:spacing w:before="800"/>
+        <w:spacing w:before="600"/>
         <w:jc w:val="center"/>
       </w:pPr>
       <w:r>
         <w:rPr>
-          <w:b/>
+          <w:rFonts w:ascii="Calibri" w:hAnsi="Calibri"/>
           <w:color w:val="666666"/>
-          <w:sz w:val="26"/>
+          <w:sz w:val="22"/>
         </w:rPr>
         <w:t>ECON 3916: Statistical Machine Learning</w:t>
       </w:r>
@@ -22,9 +22,10 @@
       </w:pPr>
       <w:r>
         <w:rPr>
+          <w:rFonts w:ascii="Calibri" w:hAnsi="Calibri"/>
           <w:b/>
           <w:color w:val="E50914"/>
-          <w:sz w:val="44"/>
+          <w:sz w:val="40"/>
         </w:rPr>
         <w:t>ML Prediction Project — Final Report</w:t>
       </w:r>
@@ -35,134 +36,134 @@
       </w:pPr>
       <w:r>
         <w:rPr>
-          <w:i/>
-          <w:color w:val="444444"/>
+          <w:rFonts w:ascii="Calibri" w:hAnsi="Calibri"/>
+          <w:b/>
           <w:sz w:val="28"/>
         </w:rPr>
-        <w:t>From Question to Recommendation</w:t>
+        <w:t>Netflix User Watch Time Prediction</w:t>
       </w:r>
     </w:p>
-    <w:p/>
     <w:p>
       <w:pPr>
         <w:jc w:val="center"/>
       </w:pPr>
       <w:r>
         <w:rPr>
-          <w:b/>
-          <w:sz w:val="32"/>
-        </w:rPr>
-        <w:t>Netflix User Watch Time Prediction</w:t>
-      </w:r>
-    </w:p>
-    <w:p/>
-    <w:p>
-      <w:pPr>
-        <w:jc w:val="center"/>
-      </w:pPr>
-      <w:r>
-        <w:rPr>
+          <w:rFonts w:ascii="Calibri" w:hAnsi="Calibri"/>
           <w:i/>
-          <w:sz w:val="24"/>
+          <w:sz w:val="22"/>
         </w:rPr>
         <w:t>Can We Predict How Many Hours Users Spend Watching</w:t>
         <w:br/>
         <w:t>Content Based on Demographics and Viewing Preferences?</w:t>
       </w:r>
     </w:p>
-    <w:p/>
-    <w:p/>
     <w:p>
       <w:pPr>
-        <w:spacing w:after="100"/>
+        <w:spacing w:after="400"/>
+      </w:pPr>
+    </w:p>
+    <w:p>
+      <w:pPr>
+        <w:spacing w:after="60"/>
         <w:jc w:val="center"/>
       </w:pPr>
       <w:r>
         <w:rPr>
+          <w:rFonts w:ascii="Calibri" w:hAnsi="Calibri"/>
           <w:b/>
-          <w:sz w:val="22"/>
+          <w:sz w:val="21"/>
         </w:rPr>
         <w:t xml:space="preserve">Student:  </w:t>
       </w:r>
       <w:r>
         <w:rPr>
-          <w:sz w:val="22"/>
+          <w:rFonts w:ascii="Calibri" w:hAnsi="Calibri"/>
+          <w:sz w:val="21"/>
         </w:rPr>
         <w:t>zzzzzssyy</w:t>
       </w:r>
     </w:p>
     <w:p>
       <w:pPr>
-        <w:spacing w:after="100"/>
+        <w:spacing w:after="60"/>
         <w:jc w:val="center"/>
       </w:pPr>
       <w:r>
         <w:rPr>
+          <w:rFonts w:ascii="Calibri" w:hAnsi="Calibri"/>
           <w:b/>
-          <w:sz w:val="22"/>
+          <w:sz w:val="21"/>
         </w:rPr>
         <w:t xml:space="preserve">Course:  </w:t>
       </w:r>
       <w:r>
         <w:rPr>
-          <w:sz w:val="22"/>
+          <w:rFonts w:ascii="Calibri" w:hAnsi="Calibri"/>
+          <w:sz w:val="21"/>
         </w:rPr>
         <w:t>ECON 3916-33674</w:t>
       </w:r>
     </w:p>
     <w:p>
       <w:pPr>
-        <w:spacing w:after="100"/>
+        <w:spacing w:after="60"/>
         <w:jc w:val="center"/>
       </w:pPr>
       <w:r>
         <w:rPr>
+          <w:rFonts w:ascii="Calibri" w:hAnsi="Calibri"/>
           <w:b/>
-          <w:sz w:val="22"/>
+          <w:sz w:val="21"/>
         </w:rPr>
         <w:t xml:space="preserve">Submission Date:  </w:t>
       </w:r>
       <w:r>
         <w:rPr>
-          <w:sz w:val="22"/>
+          <w:rFonts w:ascii="Calibri" w:hAnsi="Calibri"/>
+          <w:sz w:val="21"/>
         </w:rPr>
         <w:t>April 2026</w:t>
       </w:r>
     </w:p>
     <w:p>
       <w:pPr>
-        <w:spacing w:after="100"/>
+        <w:spacing w:after="60"/>
         <w:jc w:val="center"/>
       </w:pPr>
       <w:r>
         <w:rPr>
+          <w:rFonts w:ascii="Calibri" w:hAnsi="Calibri"/>
           <w:b/>
-          <w:sz w:val="22"/>
+          <w:sz w:val="21"/>
         </w:rPr>
         <w:t xml:space="preserve">Dataset:  </w:t>
       </w:r>
       <w:r>
         <w:rPr>
-          <w:sz w:val="22"/>
+          <w:rFonts w:ascii="Calibri" w:hAnsi="Calibri"/>
+          <w:sz w:val="21"/>
         </w:rPr>
         <w:t>Netflix Users Database (Kaggle, N = 25,000)</w:t>
       </w:r>
     </w:p>
     <w:p>
       <w:pPr>
-        <w:spacing w:after="100"/>
+        <w:spacing w:after="60"/>
         <w:jc w:val="center"/>
       </w:pPr>
       <w:r>
         <w:rPr>
+          <w:rFonts w:ascii="Calibri" w:hAnsi="Calibri"/>
           <w:b/>
-          <w:sz w:val="22"/>
+          <w:sz w:val="21"/>
         </w:rPr>
         <w:t xml:space="preserve">GitHub:  </w:t>
       </w:r>
       <w:r>
         <w:rPr>
-          <w:sz w:val="22"/>
+          <w:rFonts w:ascii="Calibri" w:hAnsi="Calibri"/>
+          <w:sz w:val="21"/>
         </w:rPr>
         <w:t>github.com/zzzzzssyy/ECON3916-33674-Statistical-Machine-Learning-Final-Project</w:t>
       </w:r>
@@ -174,180 +175,411 @@
     </w:p>
     <w:p>
       <w:pPr>
-        <w:pStyle w:val="Heading1"/>
-        <w:spacing w:before="240" w:after="80"/>
+        <w:spacing w:before="200" w:after="60"/>
       </w:pPr>
       <w:r>
         <w:rPr>
+          <w:rFonts w:ascii="Calibri" w:hAnsi="Calibri"/>
           <w:b/>
           <w:color w:val="E50914"/>
-          <w:sz w:val="32"/>
+          <w:sz w:val="28"/>
         </w:rPr>
         <w:t>Part 1: Problem Statement</w:t>
       </w:r>
     </w:p>
     <w:p>
       <w:pPr>
-        <w:spacing w:after="120" w:line="320" w:lineRule="exact"/>
+        <w:spacing w:after="80" w:line="280" w:lineRule="exact"/>
       </w:pPr>
       <w:r>
         <w:rPr>
           <w:rFonts w:ascii="Calibri" w:hAnsi="Calibri"/>
-          <w:sz w:val="22"/>
+          <w:sz w:val="21"/>
         </w:rPr>
-        <w:t>This project addresses the following prediction question: Can we predict how many hours a user spends watching content on a streaming platform based on observable demographic and preference-related features?</w:t>
+        <w:t>Prediction question: Can we predict how many hours a user spends watching content on a streaming platform based on demographic and preference features? This is a prediction problem (forecasting Y from X, not causal inference). Stakeholder: a streaming platform such as Netflix, which can use predictions to personalize recommendations, optimize notification frequency, and target retention campaigns.</w:t>
       </w:r>
     </w:p>
     <w:p>
       <w:pPr>
-        <w:spacing w:after="120" w:line="320" w:lineRule="exact"/>
+        <w:spacing w:before="140" w:after="60"/>
       </w:pPr>
       <w:r>
         <w:rPr>
           <w:rFonts w:ascii="Calibri" w:hAnsi="Calibri"/>
-          <w:sz w:val="22"/>
+          <w:b/>
+          <w:color w:val="E50914"/>
+          <w:sz w:val="24"/>
         </w:rPr>
-        <w:t>This is a prediction problem because it asks whether a target variable (watch time in hours) can be forecast from a set of input features, without implying any causal mechanism. The goal is to build a model that captures statistical patterns in user behavior and generates accurate out-of-sample estimates.</w:t>
+        <w:t>1.1 Dataset</w:t>
       </w:r>
     </w:p>
     <w:p>
       <w:pPr>
-        <w:pStyle w:val="Heading2"/>
-        <w:spacing w:before="160" w:after="80"/>
-      </w:pPr>
-      <w:r>
-        <w:rPr>
-          <w:b/>
-          <w:color w:val="222222"/>
-          <w:sz w:val="26"/>
-        </w:rPr>
-        <w:t>1.1 Decision Context</w:t>
-      </w:r>
-    </w:p>
-    <w:p>
-      <w:pPr>
-        <w:spacing w:after="120" w:line="320" w:lineRule="exact"/>
+        <w:pStyle w:val="ListBullet"/>
+        <w:spacing w:after="40"/>
       </w:pPr>
       <w:r>
         <w:rPr>
           <w:rFonts w:ascii="Calibri" w:hAnsi="Calibri"/>
-          <w:sz w:val="22"/>
-        </w:rPr>
-        <w:t>The primary stakeholder is a streaming media platform such as Netflix. With reliable watch-time predictions, the platform could: (1) personalize content recommendations for high-engagement users; (2) optimize notification frequency and retention campaigns; (3) allocate content licensing budgets toward genres that drive longer sessions.</w:t>
-      </w:r>
-    </w:p>
-    <w:p>
-      <w:pPr>
-        <w:pStyle w:val="Heading2"/>
-        <w:spacing w:before="160" w:after="80"/>
-      </w:pPr>
-      <w:r>
-        <w:rPr>
           <w:b/>
-          <w:color w:val="222222"/>
-          <w:sz w:val="26"/>
-        </w:rPr>
-        <w:t>1.2 Dataset</w:t>
-      </w:r>
-    </w:p>
-    <w:p>
-      <w:pPr>
-        <w:spacing w:after="80"/>
-      </w:pPr>
-    </w:p>
-    <w:p>
-      <w:pPr>
-        <w:pStyle w:val="ListBullet"/>
-        <w:spacing w:after="100"/>
-      </w:pPr>
-      <w:r>
-        <w:rPr>
-          <w:b/>
-          <w:sz w:val="22"/>
+          <w:sz w:val="21"/>
         </w:rPr>
         <w:t xml:space="preserve">Source:  </w:t>
       </w:r>
       <w:r>
         <w:rPr>
-          <w:sz w:val="22"/>
+          <w:rFonts w:ascii="Calibri" w:hAnsi="Calibri"/>
+          <w:sz w:val="21"/>
         </w:rPr>
-        <w:t>Kaggle — Netflix Users Database (smayanj/netflix-users-database)</w:t>
+        <w:t>Kaggle — Netflix Users Database (smayanj/netflix-users-database), accessed April 17, 2026</w:t>
       </w:r>
     </w:p>
     <w:p>
       <w:pPr>
         <w:pStyle w:val="ListBullet"/>
-        <w:spacing w:after="100"/>
+        <w:spacing w:after="40"/>
       </w:pPr>
       <w:r>
         <w:rPr>
+          <w:rFonts w:ascii="Calibri" w:hAnsi="Calibri"/>
           <w:b/>
-          <w:sz w:val="22"/>
+          <w:sz w:val="21"/>
         </w:rPr>
-        <w:t xml:space="preserve">Access date:  </w:t>
+        <w:t xml:space="preserve">N:  </w:t>
       </w:r>
       <w:r>
         <w:rPr>
-          <w:sz w:val="22"/>
+          <w:rFonts w:ascii="Calibri" w:hAnsi="Calibri"/>
+          <w:sz w:val="21"/>
         </w:rPr>
-        <w:t>April 17, 2026</w:t>
+        <w:t>25,000 observations | Features (M): Age, Country, Subscription_Type, Favorite_Genre</w:t>
       </w:r>
     </w:p>
     <w:p>
       <w:pPr>
         <w:pStyle w:val="ListBullet"/>
-        <w:spacing w:after="100"/>
+        <w:spacing w:after="40"/>
       </w:pPr>
       <w:r>
         <w:rPr>
+          <w:rFonts w:ascii="Calibri" w:hAnsi="Calibri"/>
           <w:b/>
-          <w:sz w:val="22"/>
+          <w:sz w:val="21"/>
         </w:rPr>
-        <w:t xml:space="preserve">N:  </w:t>
+        <w:t xml:space="preserve">Target:  </w:t>
       </w:r>
       <w:r>
         <w:rPr>
-          <w:sz w:val="22"/>
+          <w:rFonts w:ascii="Calibri" w:hAnsi="Calibri"/>
+          <w:sz w:val="21"/>
         </w:rPr>
-        <w:t>25,000 observations</w:t>
+        <w:t>Watch_Time_Hours (continuous regression) | User_ID and Last_Login excluded</w:t>
       </w:r>
     </w:p>
     <w:p>
       <w:pPr>
-        <w:pStyle w:val="ListBullet"/>
-        <w:spacing w:after="100"/>
+        <w:spacing w:before="200" w:after="60"/>
       </w:pPr>
       <w:r>
         <w:rPr>
+          <w:rFonts w:ascii="Calibri" w:hAnsi="Calibri"/>
           <w:b/>
-          <w:sz w:val="22"/>
+          <w:color w:val="E50914"/>
+          <w:sz w:val="28"/>
         </w:rPr>
-        <w:t xml:space="preserve">Features (M):  </w:t>
-      </w:r>
-      <w:r>
-        <w:rPr>
-          <w:sz w:val="22"/>
-        </w:rPr>
-        <w:t>6 variables — User_ID, Age, Country, Subscription_Type, Favorite_Genre, Last_Login</w:t>
+        <w:t>Part 2: Exploratory Data Analysis</w:t>
       </w:r>
     </w:p>
     <w:p>
       <w:pPr>
-        <w:pStyle w:val="ListBullet"/>
-        <w:spacing w:after="100"/>
+        <w:spacing w:before="140" w:after="60"/>
       </w:pPr>
       <w:r>
         <w:rPr>
+          <w:rFonts w:ascii="Calibri" w:hAnsi="Calibri"/>
           <w:b/>
-          <w:sz w:val="22"/>
+          <w:color w:val="E50914"/>
+          <w:sz w:val="24"/>
         </w:rPr>
-        <w:t xml:space="preserve">Target variable:  </w:t>
+        <w:t>2.1 Data Quality</w:t>
       </w:r>
+    </w:p>
+    <w:tbl>
+      <w:tblPr>
+        <w:tblStyle w:val="TableGrid"/>
+        <w:tblW w:type="auto" w:w="0"/>
+        <w:tblLook w:firstColumn="1" w:firstRow="1" w:lastColumn="0" w:lastRow="0" w:noHBand="0" w:noVBand="1" w:val="04A0"/>
+      </w:tblPr>
+      <w:tblGrid>
+        <w:gridCol w:w="3079"/>
+        <w:gridCol w:w="3079"/>
+        <w:gridCol w:w="3079"/>
+      </w:tblGrid>
+      <w:tr>
+        <w:tc>
+          <w:tcPr>
+            <w:tcW w:type="dxa" w:w="2551"/>
+            <w:shd w:fill="E50914" w:val="clear"/>
+          </w:tcPr>
+          <w:p>
+            <w:r>
+              <w:rPr>
+                <w:rFonts w:ascii="Calibri" w:hAnsi="Calibri"/>
+                <w:b/>
+                <w:color w:val="FFFFFF"/>
+                <w:sz w:val="19"/>
+              </w:rPr>
+              <w:t>Check</w:t>
+            </w:r>
+          </w:p>
+        </w:tc>
+        <w:tc>
+          <w:tcPr>
+            <w:tcW w:type="dxa" w:w="3118"/>
+            <w:shd w:fill="E50914" w:val="clear"/>
+          </w:tcPr>
+          <w:p>
+            <w:r>
+              <w:rPr>
+                <w:rFonts w:ascii="Calibri" w:hAnsi="Calibri"/>
+                <w:b/>
+                <w:color w:val="FFFFFF"/>
+                <w:sz w:val="19"/>
+              </w:rPr>
+              <w:t>Result</w:t>
+            </w:r>
+          </w:p>
+        </w:tc>
+        <w:tc>
+          <w:tcPr>
+            <w:tcW w:type="dxa" w:w="2268"/>
+            <w:shd w:fill="E50914" w:val="clear"/>
+          </w:tcPr>
+          <w:p>
+            <w:r>
+              <w:rPr>
+                <w:rFonts w:ascii="Calibri" w:hAnsi="Calibri"/>
+                <w:b/>
+                <w:color w:val="FFFFFF"/>
+                <w:sz w:val="19"/>
+              </w:rPr>
+              <w:t>Action</w:t>
+            </w:r>
+          </w:p>
+        </w:tc>
+      </w:tr>
+      <w:tr>
+        <w:tc>
+          <w:tcPr>
+            <w:tcW w:type="dxa" w:w="2551"/>
+          </w:tcPr>
+          <w:p>
+            <w:r>
+              <w:rPr>
+                <w:rFonts w:ascii="Calibri" w:hAnsi="Calibri"/>
+                <w:sz w:val="19"/>
+              </w:rPr>
+              <w:t>Missing values</w:t>
+            </w:r>
+          </w:p>
+        </w:tc>
+        <w:tc>
+          <w:tcPr>
+            <w:tcW w:type="dxa" w:w="3118"/>
+          </w:tcPr>
+          <w:p>
+            <w:r>
+              <w:rPr>
+                <w:rFonts w:ascii="Calibri" w:hAnsi="Calibri"/>
+                <w:sz w:val="19"/>
+              </w:rPr>
+              <w:t>0% across all columns</w:t>
+            </w:r>
+          </w:p>
+        </w:tc>
+        <w:tc>
+          <w:tcPr>
+            <w:tcW w:type="dxa" w:w="2268"/>
+          </w:tcPr>
+          <w:p>
+            <w:r>
+              <w:rPr>
+                <w:rFonts w:ascii="Calibri" w:hAnsi="Calibri"/>
+                <w:sz w:val="19"/>
+              </w:rPr>
+              <w:t>None required</w:t>
+            </w:r>
+          </w:p>
+        </w:tc>
+      </w:tr>
+      <w:tr>
+        <w:tc>
+          <w:tcPr>
+            <w:tcW w:type="dxa" w:w="2551"/>
+            <w:shd w:fill="F5F5F5" w:val="clear"/>
+          </w:tcPr>
+          <w:p>
+            <w:r>
+              <w:rPr>
+                <w:rFonts w:ascii="Calibri" w:hAnsi="Calibri"/>
+                <w:sz w:val="19"/>
+              </w:rPr>
+              <w:t>Outliers (Tukey IQR, k=1.5)</w:t>
+            </w:r>
+          </w:p>
+        </w:tc>
+        <w:tc>
+          <w:tcPr>
+            <w:tcW w:type="dxa" w:w="3118"/>
+            <w:shd w:fill="F5F5F5" w:val="clear"/>
+          </w:tcPr>
+          <w:p>
+            <w:r>
+              <w:rPr>
+                <w:rFonts w:ascii="Calibri" w:hAnsi="Calibri"/>
+                <w:sz w:val="19"/>
+              </w:rPr>
+              <w:t>0 in Age; 0 in Watch_Time_Hours</w:t>
+            </w:r>
+          </w:p>
+        </w:tc>
+        <w:tc>
+          <w:tcPr>
+            <w:tcW w:type="dxa" w:w="2268"/>
+            <w:shd w:fill="F5F5F5" w:val="clear"/>
+          </w:tcPr>
+          <w:p>
+            <w:r>
+              <w:rPr>
+                <w:rFonts w:ascii="Calibri" w:hAnsi="Calibri"/>
+                <w:sz w:val="19"/>
+              </w:rPr>
+              <w:t>Keep all observations</w:t>
+            </w:r>
+          </w:p>
+        </w:tc>
+      </w:tr>
+      <w:tr>
+        <w:tc>
+          <w:tcPr>
+            <w:tcW w:type="dxa" w:w="2551"/>
+          </w:tcPr>
+          <w:p>
+            <w:r>
+              <w:rPr>
+                <w:rFonts w:ascii="Calibri" w:hAnsi="Calibri"/>
+                <w:sz w:val="19"/>
+              </w:rPr>
+              <w:t>Target distribution</w:t>
+            </w:r>
+          </w:p>
+        </w:tc>
+        <w:tc>
+          <w:tcPr>
+            <w:tcW w:type="dxa" w:w="3118"/>
+          </w:tcPr>
+          <w:p>
+            <w:r>
+              <w:rPr>
+                <w:rFonts w:ascii="Calibri" w:hAnsi="Calibri"/>
+                <w:sz w:val="19"/>
+              </w:rPr>
+              <w:t>Continuous, wide range, no extreme skew</w:t>
+            </w:r>
+          </w:p>
+        </w:tc>
+        <w:tc>
+          <w:tcPr>
+            <w:tcW w:type="dxa" w:w="2268"/>
+          </w:tcPr>
+          <w:p>
+            <w:r>
+              <w:rPr>
+                <w:rFonts w:ascii="Calibri" w:hAnsi="Calibri"/>
+                <w:sz w:val="19"/>
+              </w:rPr>
+              <w:t>No transformation needed</w:t>
+            </w:r>
+          </w:p>
+        </w:tc>
+      </w:tr>
+      <w:tr>
+        <w:tc>
+          <w:tcPr>
+            <w:tcW w:type="dxa" w:w="2551"/>
+            <w:shd w:fill="F5F5F5" w:val="clear"/>
+          </w:tcPr>
+          <w:p>
+            <w:r>
+              <w:rPr>
+                <w:rFonts w:ascii="Calibri" w:hAnsi="Calibri"/>
+                <w:sz w:val="19"/>
+              </w:rPr>
+              <w:t>Data origin</w:t>
+            </w:r>
+          </w:p>
+        </w:tc>
+        <w:tc>
+          <w:tcPr>
+            <w:tcW w:type="dxa" w:w="3118"/>
+            <w:shd w:fill="F5F5F5" w:val="clear"/>
+          </w:tcPr>
+          <w:p>
+            <w:r>
+              <w:rPr>
+                <w:rFonts w:ascii="Calibri" w:hAnsi="Calibri"/>
+                <w:sz w:val="19"/>
+              </w:rPr>
+              <w:t>Synthetic (Kaggle)</w:t>
+            </w:r>
+          </w:p>
+        </w:tc>
+        <w:tc>
+          <w:tcPr>
+            <w:tcW w:type="dxa" w:w="2268"/>
+            <w:shd w:fill="F5F5F5" w:val="clear"/>
+          </w:tcPr>
+          <w:p>
+            <w:r>
+              <w:rPr>
+                <w:rFonts w:ascii="Calibri" w:hAnsi="Calibri"/>
+                <w:sz w:val="19"/>
+              </w:rPr>
+              <w:t>Limits real-world generalizability</w:t>
+            </w:r>
+          </w:p>
+        </w:tc>
+      </w:tr>
+    </w:tbl>
+    <w:p>
+      <w:pPr>
+        <w:spacing w:after="40"/>
+      </w:pPr>
+    </w:p>
+    <w:p>
+      <w:pPr>
+        <w:spacing w:before="140" w:after="60"/>
+      </w:pPr>
       <w:r>
         <w:rPr>
-          <w:sz w:val="22"/>
+          <w:rFonts w:ascii="Calibri" w:hAnsi="Calibri"/>
+          <w:b/>
+          <w:color w:val="E50914"/>
+          <w:sz w:val="24"/>
         </w:rPr>
-        <w:t>Watch_Time_Hours (continuous, regression task)</w:t>
+        <w:t>2.2 Key EDA Findings</w:t>
+      </w:r>
+    </w:p>
+    <w:p>
+      <w:pPr>
+        <w:spacing w:after="80" w:line="280" w:lineRule="exact"/>
+      </w:pPr>
+      <w:r>
+        <w:rPr>
+          <w:rFonts w:ascii="Calibri" w:hAnsi="Calibri"/>
+          <w:sz w:val="21"/>
+        </w:rPr>
+        <w:t>The Pearson correlation matrix (User_ID excluded) shows near-zero correlations between all features and Watch_Time_Hours (|r| &lt; 0.02). No strong inter-feature correlations were detected (multicollinearity not a concern). A mutual information check confirmed no nonlinear signal either. The dataset is synthetically generated, which explains why the target variable appears statistically independent of all available features.</w:t>
       </w:r>
     </w:p>
     <w:p>
@@ -357,629 +589,68 @@
     </w:p>
     <w:p>
       <w:pPr>
-        <w:pStyle w:val="Heading1"/>
-        <w:spacing w:before="240" w:after="80"/>
+        <w:spacing w:before="200" w:after="60"/>
       </w:pPr>
       <w:r>
         <w:rPr>
+          <w:rFonts w:ascii="Calibri" w:hAnsi="Calibri"/>
           <w:b/>
           <w:color w:val="E50914"/>
-          <w:sz w:val="32"/>
+          <w:sz w:val="28"/>
         </w:rPr>
-        <w:t>Part 2: Exploratory Data Analysis</w:t>
+        <w:t>Part 3: Modeling</w:t>
       </w:r>
     </w:p>
     <w:p>
       <w:pPr>
-        <w:pStyle w:val="Heading2"/>
-        <w:spacing w:before="160" w:after="80"/>
+        <w:spacing w:after="80" w:line="280" w:lineRule="exact"/>
       </w:pPr>
       <w:r>
         <w:rPr>
+          <w:rFonts w:ascii="Calibri" w:hAnsi="Calibri"/>
+          <w:sz w:val="21"/>
+        </w:rPr>
+        <w:t>Train/test split: 80% train (20,000) / 20% test (5,000), random_state=42. Categorical features one-hot encoded with drop_first=True. Evaluation: RMSE, MAE, R², and 5-fold cross-validation R².</w:t>
+      </w:r>
+    </w:p>
+    <w:p>
+      <w:pPr>
+        <w:spacing w:before="140" w:after="60"/>
+      </w:pPr>
+      <w:r>
+        <w:rPr>
+          <w:rFonts w:ascii="Calibri" w:hAnsi="Calibri"/>
           <w:b/>
-          <w:color w:val="222222"/>
-          <w:sz w:val="26"/>
+          <w:color w:val="E50914"/>
+          <w:sz w:val="24"/>
         </w:rPr>
-        <w:t>2.1 Data Overview</w:t>
+        <w:t>3.1 Model 1: Linear Regression (Baseline)</w:t>
       </w:r>
     </w:p>
     <w:tbl>
       <w:tblPr>
         <w:tblStyle w:val="TableGrid"/>
         <w:tblW w:type="auto" w:w="0"/>
-        <w:jc w:val="center"/>
         <w:tblLook w:firstColumn="1" w:firstRow="1" w:lastColumn="0" w:lastRow="0" w:noHBand="0" w:noVBand="1" w:val="04A0"/>
       </w:tblPr>
       <w:tblGrid>
-        <w:gridCol w:w="4561"/>
-        <w:gridCol w:w="4561"/>
-      </w:tblGrid>
-      <w:tr>
-        <w:tc>
-          <w:tcPr>
-            <w:tcW w:type="dxa" w:w="2835"/>
-            <w:shd w:fill="E50914" w:color="FFFFFF" w:val="clear"/>
-          </w:tcPr>
-          <w:p>
-            <w:r>
-              <w:rPr>
-                <w:b/>
-                <w:color w:val="FFFFFF"/>
-                <w:sz w:val="20"/>
-              </w:rPr>
-              <w:t>Attribute</w:t>
-            </w:r>
-          </w:p>
-        </w:tc>
-        <w:tc>
-          <w:tcPr>
-            <w:tcW w:type="dxa" w:w="5669"/>
-            <w:shd w:fill="E50914" w:color="FFFFFF" w:val="clear"/>
-          </w:tcPr>
-          <w:p>
-            <w:r>
-              <w:rPr>
-                <w:b/>
-                <w:color w:val="FFFFFF"/>
-                <w:sz w:val="20"/>
-              </w:rPr>
-              <w:t>Value</w:t>
-            </w:r>
-          </w:p>
-        </w:tc>
-      </w:tr>
-      <w:tr>
-        <w:tc>
-          <w:tcPr>
-            <w:tcW w:type="dxa" w:w="2835"/>
-          </w:tcPr>
-          <w:p>
-            <w:r>
-              <w:rPr>
-                <w:sz w:val="20"/>
-              </w:rPr>
-              <w:t>Observations (N)</w:t>
-            </w:r>
-          </w:p>
-        </w:tc>
-        <w:tc>
-          <w:tcPr>
-            <w:tcW w:type="dxa" w:w="5669"/>
-          </w:tcPr>
-          <w:p>
-            <w:r>
-              <w:rPr>
-                <w:sz w:val="20"/>
-              </w:rPr>
-              <w:t>25,000</w:t>
-            </w:r>
-          </w:p>
-        </w:tc>
-      </w:tr>
-      <w:tr>
-        <w:tc>
-          <w:tcPr>
-            <w:tcW w:type="dxa" w:w="2835"/>
-            <w:shd w:fill="F7F7F7" w:val="clear"/>
-          </w:tcPr>
-          <w:p>
-            <w:r>
-              <w:rPr>
-                <w:sz w:val="20"/>
-              </w:rPr>
-              <w:t>Features (excluding User_ID)</w:t>
-            </w:r>
-          </w:p>
-        </w:tc>
-        <w:tc>
-          <w:tcPr>
-            <w:tcW w:type="dxa" w:w="5669"/>
-            <w:shd w:fill="F7F7F7" w:val="clear"/>
-          </w:tcPr>
-          <w:p>
-            <w:r>
-              <w:rPr>
-                <w:sz w:val="20"/>
-              </w:rPr>
-              <w:t>5 used in model (Age, Country, Subscription_Type, Favorite_Genre)</w:t>
-            </w:r>
-          </w:p>
-        </w:tc>
-      </w:tr>
-      <w:tr>
-        <w:tc>
-          <w:tcPr>
-            <w:tcW w:type="dxa" w:w="2835"/>
-          </w:tcPr>
-          <w:p>
-            <w:r>
-              <w:rPr>
-                <w:sz w:val="20"/>
-              </w:rPr>
-              <w:t>Target variable</w:t>
-            </w:r>
-          </w:p>
-        </w:tc>
-        <w:tc>
-          <w:tcPr>
-            <w:tcW w:type="dxa" w:w="5669"/>
-          </w:tcPr>
-          <w:p>
-            <w:r>
-              <w:rPr>
-                <w:sz w:val="20"/>
-              </w:rPr>
-              <w:t>Watch_Time_Hours</w:t>
-            </w:r>
-          </w:p>
-        </w:tc>
-      </w:tr>
-      <w:tr>
-        <w:tc>
-          <w:tcPr>
-            <w:tcW w:type="dxa" w:w="2835"/>
-            <w:shd w:fill="F7F7F7" w:val="clear"/>
-          </w:tcPr>
-          <w:p>
-            <w:r>
-              <w:rPr>
-                <w:sz w:val="20"/>
-              </w:rPr>
-              <w:t>Missing values</w:t>
-            </w:r>
-          </w:p>
-        </w:tc>
-        <w:tc>
-          <w:tcPr>
-            <w:tcW w:type="dxa" w:w="5669"/>
-            <w:shd w:fill="F7F7F7" w:val="clear"/>
-          </w:tcPr>
-          <w:p>
-            <w:r>
-              <w:rPr>
-                <w:sz w:val="20"/>
-              </w:rPr>
-              <w:t>0 (0.0%)</w:t>
-            </w:r>
-          </w:p>
-        </w:tc>
-      </w:tr>
-      <w:tr>
-        <w:tc>
-          <w:tcPr>
-            <w:tcW w:type="dxa" w:w="2835"/>
-          </w:tcPr>
-          <w:p>
-            <w:r>
-              <w:rPr>
-                <w:sz w:val="20"/>
-              </w:rPr>
-              <w:t>Detected outliers</w:t>
-            </w:r>
-          </w:p>
-        </w:tc>
-        <w:tc>
-          <w:tcPr>
-            <w:tcW w:type="dxa" w:w="5669"/>
-          </w:tcPr>
-          <w:p>
-            <w:r>
-              <w:rPr>
-                <w:sz w:val="20"/>
-              </w:rPr>
-              <w:t>0 (Tukey IQR fences)</w:t>
-            </w:r>
-          </w:p>
-        </w:tc>
-      </w:tr>
-      <w:tr>
-        <w:tc>
-          <w:tcPr>
-            <w:tcW w:type="dxa" w:w="2835"/>
-            <w:shd w:fill="F7F7F7" w:val="clear"/>
-          </w:tcPr>
-          <w:p>
-            <w:r>
-              <w:rPr>
-                <w:sz w:val="20"/>
-              </w:rPr>
-              <w:t>Data source</w:t>
-            </w:r>
-          </w:p>
-        </w:tc>
-        <w:tc>
-          <w:tcPr>
-            <w:tcW w:type="dxa" w:w="5669"/>
-            <w:shd w:fill="F7F7F7" w:val="clear"/>
-          </w:tcPr>
-          <w:p>
-            <w:r>
-              <w:rPr>
-                <w:sz w:val="20"/>
-              </w:rPr>
-              <w:t>Synthetic (Kaggle)</w:t>
-            </w:r>
-          </w:p>
-        </w:tc>
-      </w:tr>
-    </w:tbl>
-    <w:p/>
-    <w:p>
-      <w:pPr>
-        <w:pStyle w:val="Heading2"/>
-        <w:spacing w:before="160" w:after="80"/>
-      </w:pPr>
-      <w:r>
-        <w:rPr>
-          <w:b/>
-          <w:color w:val="222222"/>
-          <w:sz w:val="26"/>
-        </w:rPr>
-        <w:t>2.2 Target Variable Distribution</w:t>
-      </w:r>
-    </w:p>
-    <w:p>
-      <w:pPr>
-        <w:spacing w:after="120" w:line="320" w:lineRule="exact"/>
-      </w:pPr>
-      <w:r>
-        <w:rPr>
-          <w:rFonts w:ascii="Calibri" w:hAnsi="Calibri"/>
-          <w:sz w:val="22"/>
-        </w:rPr>
-        <w:t>The target variable Watch_Time_Hours is continuous and spans a wide range across users. The distribution does not exhibit extreme skewness, making it suitable for standard regression modeling without target transformation. The dataset is synthetic, which explains the unusually clean distribution with no natural outliers or data quality issues.</w:t>
-      </w:r>
-    </w:p>
-    <w:p>
-      <w:pPr>
-        <w:pStyle w:val="Heading2"/>
-        <w:spacing w:before="160" w:after="80"/>
-      </w:pPr>
-      <w:r>
-        <w:rPr>
-          <w:b/>
-          <w:color w:val="222222"/>
-          <w:sz w:val="26"/>
-        </w:rPr>
-        <w:t>2.3 Missing Data Assessment</w:t>
-      </w:r>
-    </w:p>
-    <w:p>
-      <w:pPr>
-        <w:spacing w:after="120" w:line="320" w:lineRule="exact"/>
-      </w:pPr>
-      <w:r>
-        <w:rPr>
-          <w:rFonts w:ascii="Calibri" w:hAnsi="Calibri"/>
-          <w:sz w:val="22"/>
-        </w:rPr>
-        <w:t>Missing data analysis revealed 0% missingness across all columns. Because there are no missing values, classification into MCAR / MAR / MNAR categories is not applicable, and no imputation or flagging strategy is required.</w:t>
-      </w:r>
-    </w:p>
-    <w:p>
-      <w:pPr>
-        <w:pStyle w:val="Heading2"/>
-        <w:spacing w:before="160" w:after="80"/>
-      </w:pPr>
-      <w:r>
-        <w:rPr>
-          <w:b/>
-          <w:color w:val="222222"/>
-          <w:sz w:val="26"/>
-        </w:rPr>
-        <w:t>2.4 Outlier Detection</w:t>
-      </w:r>
-    </w:p>
-    <w:p>
-      <w:pPr>
-        <w:spacing w:after="120" w:line="320" w:lineRule="exact"/>
-      </w:pPr>
-      <w:r>
-        <w:rPr>
-          <w:rFonts w:ascii="Calibri" w:hAnsi="Calibri"/>
-          <w:sz w:val="22"/>
-        </w:rPr>
-        <w:t>Tukey IQR fences (k = 1.5) were applied to all numeric columns. Zero outliers were detected in both Age and Watch_Time_Hours. This is consistent with the synthetic origin of the dataset, where values are generated within bounded ranges.</w:t>
-      </w:r>
-    </w:p>
-    <w:p>
-      <w:pPr>
-        <w:pStyle w:val="Heading2"/>
-        <w:spacing w:before="160" w:after="80"/>
-      </w:pPr>
-      <w:r>
-        <w:rPr>
-          <w:b/>
-          <w:color w:val="222222"/>
-          <w:sz w:val="26"/>
-        </w:rPr>
-        <w:t>2.5 Correlation Analysis</w:t>
-      </w:r>
-    </w:p>
-    <w:p>
-      <w:pPr>
-        <w:spacing w:after="120" w:line="320" w:lineRule="exact"/>
-      </w:pPr>
-      <w:r>
-        <w:rPr>
-          <w:rFonts w:ascii="Calibri" w:hAnsi="Calibri"/>
-          <w:sz w:val="22"/>
-        </w:rPr>
-        <w:t>The Pearson correlation matrix (excluding User_ID) shows near-zero correlations between all features and the target variable. Age versus Watch_Time_Hours yields r ≈ 0.00. No strong inter-feature correlations were detected, indicating that multicollinearity is not a concern. However, the absence of linear signal also foreshadows limited predictive performance.</w:t>
-      </w:r>
-    </w:p>
-    <w:p>
-      <w:pPr>
-        <w:pStyle w:val="Heading2"/>
-        <w:spacing w:before="160" w:after="80"/>
-      </w:pPr>
-      <w:r>
-        <w:rPr>
-          <w:b/>
-          <w:color w:val="222222"/>
-          <w:sz w:val="26"/>
-        </w:rPr>
-        <w:t>2.6 EDA Summary</w:t>
-      </w:r>
-    </w:p>
-    <w:tbl>
-      <w:tblPr>
-        <w:tblStyle w:val="TableGrid"/>
-        <w:tblW w:type="auto" w:w="0"/>
-        <w:jc w:val="center"/>
-        <w:tblLook w:firstColumn="1" w:firstRow="1" w:lastColumn="0" w:lastRow="0" w:noHBand="0" w:noVBand="1" w:val="04A0"/>
-      </w:tblPr>
-      <w:tblGrid>
-        <w:gridCol w:w="4561"/>
-        <w:gridCol w:w="4561"/>
-      </w:tblGrid>
-      <w:tr>
-        <w:tc>
-          <w:tcPr>
-            <w:tcW w:type="dxa" w:w="3402"/>
-            <w:shd w:fill="E50914" w:color="FFFFFF" w:val="clear"/>
-          </w:tcPr>
-          <w:p>
-            <w:r>
-              <w:rPr>
-                <w:b/>
-                <w:color w:val="FFFFFF"/>
-                <w:sz w:val="20"/>
-              </w:rPr>
-              <w:t>EDA Question</w:t>
-            </w:r>
-          </w:p>
-        </w:tc>
-        <w:tc>
-          <w:tcPr>
-            <w:tcW w:type="dxa" w:w="5102"/>
-            <w:shd w:fill="E50914" w:color="FFFFFF" w:val="clear"/>
-          </w:tcPr>
-          <w:p>
-            <w:r>
-              <w:rPr>
-                <w:b/>
-                <w:color w:val="FFFFFF"/>
-                <w:sz w:val="20"/>
-              </w:rPr>
-              <w:t>Finding</w:t>
-            </w:r>
-          </w:p>
-        </w:tc>
-      </w:tr>
-      <w:tr>
-        <w:tc>
-          <w:tcPr>
-            <w:tcW w:type="dxa" w:w="3402"/>
-          </w:tcPr>
-          <w:p>
-            <w:r>
-              <w:rPr>
-                <w:sz w:val="20"/>
-              </w:rPr>
-              <w:t>Target distribution</w:t>
-            </w:r>
-          </w:p>
-        </w:tc>
-        <w:tc>
-          <w:tcPr>
-            <w:tcW w:type="dxa" w:w="5102"/>
-          </w:tcPr>
-          <w:p>
-            <w:r>
-              <w:rPr>
-                <w:sz w:val="20"/>
-              </w:rPr>
-              <w:t>Continuous, wide range, no severe skewness — no transformation needed</w:t>
-            </w:r>
-          </w:p>
-        </w:tc>
-      </w:tr>
-      <w:tr>
-        <w:tc>
-          <w:tcPr>
-            <w:tcW w:type="dxa" w:w="3402"/>
-            <w:shd w:fill="F7F7F7" w:val="clear"/>
-          </w:tcPr>
-          <w:p>
-            <w:r>
-              <w:rPr>
-                <w:sz w:val="20"/>
-              </w:rPr>
-              <w:t>Strongest feature correlation</w:t>
-            </w:r>
-          </w:p>
-        </w:tc>
-        <w:tc>
-          <w:tcPr>
-            <w:tcW w:type="dxa" w:w="5102"/>
-            <w:shd w:fill="F7F7F7" w:val="clear"/>
-          </w:tcPr>
-          <w:p>
-            <w:r>
-              <w:rPr>
-                <w:sz w:val="20"/>
-              </w:rPr>
-              <w:t>All correlations ≈ 0; no single feature predicts watch time</w:t>
-            </w:r>
-          </w:p>
-        </w:tc>
-      </w:tr>
-      <w:tr>
-        <w:tc>
-          <w:tcPr>
-            <w:tcW w:type="dxa" w:w="3402"/>
-          </w:tcPr>
-          <w:p>
-            <w:r>
-              <w:rPr>
-                <w:sz w:val="20"/>
-              </w:rPr>
-              <w:t>Multicollinearity</w:t>
-            </w:r>
-          </w:p>
-        </w:tc>
-        <w:tc>
-          <w:tcPr>
-            <w:tcW w:type="dxa" w:w="5102"/>
-          </w:tcPr>
-          <w:p>
-            <w:r>
-              <w:rPr>
-                <w:sz w:val="20"/>
-              </w:rPr>
-              <w:t>Not detected — features are largely independent</w:t>
-            </w:r>
-          </w:p>
-        </w:tc>
-      </w:tr>
-      <w:tr>
-        <w:tc>
-          <w:tcPr>
-            <w:tcW w:type="dxa" w:w="3402"/>
-            <w:shd w:fill="F7F7F7" w:val="clear"/>
-          </w:tcPr>
-          <w:p>
-            <w:r>
-              <w:rPr>
-                <w:sz w:val="20"/>
-              </w:rPr>
-              <w:t>Biggest data quality issue</w:t>
-            </w:r>
-          </w:p>
-        </w:tc>
-        <w:tc>
-          <w:tcPr>
-            <w:tcW w:type="dxa" w:w="5102"/>
-            <w:shd w:fill="F7F7F7" w:val="clear"/>
-          </w:tcPr>
-          <w:p>
-            <w:r>
-              <w:rPr>
-                <w:sz w:val="20"/>
-              </w:rPr>
-              <w:t>Dataset is synthetic; features are independent of target by construction</w:t>
-            </w:r>
-          </w:p>
-        </w:tc>
-      </w:tr>
-    </w:tbl>
-    <w:p>
-      <w:r>
-        <w:br w:type="page"/>
-      </w:r>
-    </w:p>
-    <w:p>
-      <w:pPr>
-        <w:pStyle w:val="Heading1"/>
-        <w:spacing w:before="240" w:after="80"/>
-      </w:pPr>
-      <w:r>
-        <w:rPr>
-          <w:b/>
-          <w:color w:val="E50914"/>
-          <w:sz w:val="32"/>
-        </w:rPr>
-        <w:t>Part 3: Modeling</w:t>
-      </w:r>
-    </w:p>
-    <w:p>
-      <w:pPr>
-        <w:pStyle w:val="Heading2"/>
-        <w:spacing w:before="160" w:after="80"/>
-      </w:pPr>
-      <w:r>
-        <w:rPr>
-          <w:b/>
-          <w:color w:val="222222"/>
-          <w:sz w:val="26"/>
-        </w:rPr>
-        <w:t>3.1 Train/Test Split</w:t>
-      </w:r>
-    </w:p>
-    <w:p>
-      <w:pPr>
-        <w:spacing w:after="120" w:line="320" w:lineRule="exact"/>
-      </w:pPr>
-      <w:r>
-        <w:rPr>
-          <w:rFonts w:ascii="Calibri" w:hAnsi="Calibri"/>
-          <w:sz w:val="22"/>
-        </w:rPr>
-        <w:t>The dataset was split into 80% training (20,000 samples) and 20% test (5,000 samples) using a fixed random seed (RANDOM_STATE = 42) for reproducibility. Categorical features (Country, Subscription_Type, Favorite_Genre) were one-hot encoded with drop_first=True to avoid multicollinearity. User_ID and Last_Login were excluded from the feature matrix — User_ID is a meaningless identifier, and Last_Login was not feature-engineered due to the synthetic nature of the data.</w:t>
-      </w:r>
-    </w:p>
-    <w:p>
-      <w:pPr>
-        <w:pStyle w:val="Heading2"/>
-        <w:spacing w:before="160" w:after="80"/>
-      </w:pPr>
-      <w:r>
-        <w:rPr>
-          <w:b/>
-          <w:color w:val="222222"/>
-          <w:sz w:val="26"/>
-        </w:rPr>
-        <w:t>3.2 Model 1: Linear Regression (Baseline)</w:t>
-      </w:r>
-    </w:p>
-    <w:p>
-      <w:pPr>
-        <w:spacing w:after="120" w:line="320" w:lineRule="exact"/>
-      </w:pPr>
-      <w:r>
-        <w:rPr>
-          <w:rFonts w:ascii="Calibri" w:hAnsi="Calibri"/>
-          <w:sz w:val="22"/>
-        </w:rPr>
-        <w:t>A standard OLS Linear Regression was chosen as the interpretable baseline. This model assumes a linear relationship between features and watch time.</w:t>
-      </w:r>
-    </w:p>
-    <w:tbl>
-      <w:tblPr>
-        <w:tblStyle w:val="TableGrid"/>
-        <w:tblW w:type="auto" w:w="0"/>
-        <w:jc w:val="center"/>
-        <w:tblLook w:firstColumn="1" w:firstRow="1" w:lastColumn="0" w:lastRow="0" w:noHBand="0" w:noVBand="1" w:val="04A0"/>
-      </w:tblPr>
-      <w:tblGrid>
-        <w:gridCol w:w="2280"/>
-        <w:gridCol w:w="2280"/>
-        <w:gridCol w:w="2280"/>
-        <w:gridCol w:w="2280"/>
+        <w:gridCol w:w="3079"/>
+        <w:gridCol w:w="3079"/>
+        <w:gridCol w:w="3079"/>
       </w:tblGrid>
       <w:tr>
         <w:tc>
           <w:tcPr>
             <w:tcW w:type="dxa" w:w="2268"/>
-            <w:shd w:fill="E50914" w:color="FFFFFF" w:val="clear"/>
+            <w:shd w:fill="E50914" w:val="clear"/>
           </w:tcPr>
           <w:p>
             <w:r>
               <w:rPr>
+                <w:rFonts w:ascii="Calibri" w:hAnsi="Calibri"/>
                 <w:b/>
                 <w:color w:val="FFFFFF"/>
-                <w:sz w:val="20"/>
+                <w:sz w:val="19"/>
               </w:rPr>
               <w:t>Metric</w:t>
             </w:r>
@@ -987,31 +658,16 @@
         </w:tc>
         <w:tc>
           <w:tcPr>
-            <w:tcW w:type="dxa" w:w="1984"/>
-            <w:shd w:fill="E50914" w:color="FFFFFF" w:val="clear"/>
+            <w:tcW w:type="dxa" w:w="2268"/>
+            <w:shd w:fill="E50914" w:val="clear"/>
           </w:tcPr>
           <w:p>
             <w:r>
               <w:rPr>
+                <w:rFonts w:ascii="Calibri" w:hAnsi="Calibri"/>
                 <w:b/>
                 <w:color w:val="FFFFFF"/>
-                <w:sz w:val="20"/>
-              </w:rPr>
-              <w:t>Train</w:t>
-            </w:r>
-          </w:p>
-        </w:tc>
-        <w:tc>
-          <w:tcPr>
-            <w:tcW w:type="dxa" w:w="1984"/>
-            <w:shd w:fill="E50914" w:color="FFFFFF" w:val="clear"/>
-          </w:tcPr>
-          <w:p>
-            <w:r>
-              <w:rPr>
-                <w:b/>
-                <w:color w:val="FFFFFF"/>
-                <w:sz w:val="20"/>
+                <w:sz w:val="19"/>
               </w:rPr>
               <w:t>Test</w:t>
             </w:r>
@@ -1019,17 +675,18 @@
         </w:tc>
         <w:tc>
           <w:tcPr>
-            <w:tcW w:type="dxa" w:w="2835"/>
-            <w:shd w:fill="E50914" w:color="FFFFFF" w:val="clear"/>
+            <w:tcW w:type="dxa" w:w="3402"/>
+            <w:shd w:fill="E50914" w:val="clear"/>
           </w:tcPr>
           <w:p>
             <w:r>
               <w:rPr>
+                <w:rFonts w:ascii="Calibri" w:hAnsi="Calibri"/>
                 <w:b/>
                 <w:color w:val="FFFFFF"/>
-                <w:sz w:val="20"/>
+                <w:sz w:val="19"/>
               </w:rPr>
-              <w:t>CV (5-fold, mean ± std)</w:t>
+              <w:t>CV 5-fold (mean ± std)</w:t>
             </w:r>
           </w:p>
         </w:tc>
@@ -1042,7 +699,8 @@
           <w:p>
             <w:r>
               <w:rPr>
-                <w:sz w:val="20"/>
+                <w:rFonts w:ascii="Calibri" w:hAnsi="Calibri"/>
+                <w:sz w:val="19"/>
               </w:rPr>
               <w:t>RMSE</w:t>
             </w:r>
@@ -1050,12 +708,13 @@
         </w:tc>
         <w:tc>
           <w:tcPr>
-            <w:tcW w:type="dxa" w:w="1984"/>
+            <w:tcW w:type="dxa" w:w="2268"/>
           </w:tcPr>
           <w:p>
             <w:r>
               <w:rPr>
-                <w:sz w:val="20"/>
+                <w:rFonts w:ascii="Calibri" w:hAnsi="Calibri"/>
+                <w:sz w:val="19"/>
               </w:rPr>
               <w:t>≈ 285</w:t>
             </w:r>
@@ -1063,25 +722,13 @@
         </w:tc>
         <w:tc>
           <w:tcPr>
-            <w:tcW w:type="dxa" w:w="1984"/>
+            <w:tcW w:type="dxa" w:w="3402"/>
           </w:tcPr>
           <w:p>
             <w:r>
               <w:rPr>
-                <w:sz w:val="20"/>
-              </w:rPr>
-              <w:t>≈ 285</w:t>
-            </w:r>
-          </w:p>
-        </w:tc>
-        <w:tc>
-          <w:tcPr>
-            <w:tcW w:type="dxa" w:w="2835"/>
-          </w:tcPr>
-          <w:p>
-            <w:r>
-              <w:rPr>
-                <w:sz w:val="20"/>
+                <w:rFonts w:ascii="Calibri" w:hAnsi="Calibri"/>
+                <w:sz w:val="19"/>
               </w:rPr>
               <w:t>N/A</w:t>
             </w:r>
@@ -1092,12 +739,13 @@
         <w:tc>
           <w:tcPr>
             <w:tcW w:type="dxa" w:w="2268"/>
-            <w:shd w:fill="F7F7F7" w:val="clear"/>
+            <w:shd w:fill="F5F5F5" w:val="clear"/>
           </w:tcPr>
           <w:p>
             <w:r>
               <w:rPr>
-                <w:sz w:val="20"/>
+                <w:rFonts w:ascii="Calibri" w:hAnsi="Calibri"/>
+                <w:sz w:val="19"/>
               </w:rPr>
               <w:t>MAE</w:t>
             </w:r>
@@ -1105,13 +753,14 @@
         </w:tc>
         <w:tc>
           <w:tcPr>
-            <w:tcW w:type="dxa" w:w="1984"/>
-            <w:shd w:fill="F7F7F7" w:val="clear"/>
+            <w:tcW w:type="dxa" w:w="2268"/>
+            <w:shd w:fill="F5F5F5" w:val="clear"/>
           </w:tcPr>
           <w:p>
             <w:r>
               <w:rPr>
-                <w:sz w:val="20"/>
+                <w:rFonts w:ascii="Calibri" w:hAnsi="Calibri"/>
+                <w:sz w:val="19"/>
               </w:rPr>
               <w:t>≈ 245</w:t>
             </w:r>
@@ -1119,27 +768,14 @@
         </w:tc>
         <w:tc>
           <w:tcPr>
-            <w:tcW w:type="dxa" w:w="1984"/>
-            <w:shd w:fill="F7F7F7" w:val="clear"/>
+            <w:tcW w:type="dxa" w:w="3402"/>
+            <w:shd w:fill="F5F5F5" w:val="clear"/>
           </w:tcPr>
           <w:p>
             <w:r>
               <w:rPr>
-                <w:sz w:val="20"/>
-              </w:rPr>
-              <w:t>≈ 245</w:t>
-            </w:r>
-          </w:p>
-        </w:tc>
-        <w:tc>
-          <w:tcPr>
-            <w:tcW w:type="dxa" w:w="2835"/>
-            <w:shd w:fill="F7F7F7" w:val="clear"/>
-          </w:tcPr>
-          <w:p>
-            <w:r>
-              <w:rPr>
-                <w:sz w:val="20"/>
+                <w:rFonts w:ascii="Calibri" w:hAnsi="Calibri"/>
+                <w:sz w:val="19"/>
               </w:rPr>
               <w:t>N/A</w:t>
             </w:r>
@@ -1154,7 +790,8 @@
           <w:p>
             <w:r>
               <w:rPr>
-                <w:sz w:val="20"/>
+                <w:rFonts w:ascii="Calibri" w:hAnsi="Calibri"/>
+                <w:sz w:val="19"/>
               </w:rPr>
               <w:t>R²</w:t>
             </w:r>
@@ -1162,12 +799,13 @@
         </w:tc>
         <w:tc>
           <w:tcPr>
-            <w:tcW w:type="dxa" w:w="1984"/>
+            <w:tcW w:type="dxa" w:w="2268"/>
           </w:tcPr>
           <w:p>
             <w:r>
               <w:rPr>
-                <w:sz w:val="20"/>
+                <w:rFonts w:ascii="Calibri" w:hAnsi="Calibri"/>
+                <w:sz w:val="19"/>
               </w:rPr>
               <w:t>≈ 0.000</w:t>
             </w:r>
@@ -1175,96 +813,76 @@
         </w:tc>
         <w:tc>
           <w:tcPr>
-            <w:tcW w:type="dxa" w:w="1984"/>
+            <w:tcW w:type="dxa" w:w="3402"/>
           </w:tcPr>
           <w:p>
             <w:r>
               <w:rPr>
-                <w:sz w:val="20"/>
+                <w:rFonts w:ascii="Calibri" w:hAnsi="Calibri"/>
+                <w:sz w:val="19"/>
               </w:rPr>
-              <w:t>≈ 0.000</w:t>
-            </w:r>
-          </w:p>
-        </w:tc>
-        <w:tc>
-          <w:tcPr>
-            <w:tcW w:type="dxa" w:w="2835"/>
-          </w:tcPr>
-          <w:p>
-            <w:r>
-              <w:rPr>
-                <w:sz w:val="20"/>
-              </w:rPr>
-              <w:t>0.0000 ± 0.0000</w:t>
+              <w:t>0.000 ± 0.000</w:t>
             </w:r>
           </w:p>
         </w:tc>
       </w:tr>
     </w:tbl>
-    <w:p/>
     <w:p>
       <w:pPr>
-        <w:spacing w:after="120" w:line="320" w:lineRule="exact"/>
+        <w:spacing w:after="40"/>
+      </w:pPr>
+    </w:p>
+    <w:p>
+      <w:pPr>
+        <w:spacing w:after="80" w:line="280" w:lineRule="exact"/>
       </w:pPr>
       <w:r>
         <w:rPr>
           <w:rFonts w:ascii="Calibri" w:hAnsi="Calibri"/>
-          <w:sz w:val="22"/>
+          <w:sz w:val="21"/>
         </w:rPr>
-        <w:t>The linear model predicts a value close to the training mean for all observations, consistent with R² ≈ 0. This confirms no linear signal exists in the feature set.</w:t>
+        <w:t>The model predicts near the training mean for all observations. R² ≈ 0 confirms no linear signal exists in the feature set.</w:t>
       </w:r>
     </w:p>
     <w:p>
       <w:pPr>
-        <w:pStyle w:val="Heading2"/>
-        <w:spacing w:before="160" w:after="80"/>
-      </w:pPr>
-      <w:r>
-        <w:rPr>
-          <w:b/>
-          <w:color w:val="222222"/>
-          <w:sz w:val="26"/>
-        </w:rPr>
-        <w:t>3.3 Model 2: Random Forest Regressor</w:t>
-      </w:r>
-    </w:p>
-    <w:p>
-      <w:pPr>
-        <w:spacing w:after="120" w:line="320" w:lineRule="exact"/>
+        <w:spacing w:before="140" w:after="60"/>
       </w:pPr>
       <w:r>
         <w:rPr>
           <w:rFonts w:ascii="Calibri" w:hAnsi="Calibri"/>
-          <w:sz w:val="22"/>
+          <w:b/>
+          <w:color w:val="E50914"/>
+          <w:sz w:val="24"/>
         </w:rPr>
-        <w:t>A Random Forest with 50 trees (max_depth=8, compressed with joblib compress=3) was trained to detect potential nonlinear patterns. Despite higher training-set fit, cross-validation confirmed the model was fitting noise rather than signal.</w:t>
+        <w:t>3.2 Model 2: Random Forest Regressor (50 trees, max_depth=8)</w:t>
       </w:r>
     </w:p>
     <w:tbl>
       <w:tblPr>
         <w:tblStyle w:val="TableGrid"/>
         <w:tblW w:type="auto" w:w="0"/>
-        <w:jc w:val="center"/>
         <w:tblLook w:firstColumn="1" w:firstRow="1" w:lastColumn="0" w:lastRow="0" w:noHBand="0" w:noVBand="1" w:val="04A0"/>
       </w:tblPr>
       <w:tblGrid>
-        <w:gridCol w:w="2280"/>
-        <w:gridCol w:w="2280"/>
-        <w:gridCol w:w="2280"/>
-        <w:gridCol w:w="2280"/>
+        <w:gridCol w:w="2309"/>
+        <w:gridCol w:w="2309"/>
+        <w:gridCol w:w="2309"/>
+        <w:gridCol w:w="2309"/>
       </w:tblGrid>
       <w:tr>
         <w:tc>
           <w:tcPr>
             <w:tcW w:type="dxa" w:w="2268"/>
-            <w:shd w:fill="E50914" w:color="FFFFFF" w:val="clear"/>
+            <w:shd w:fill="E50914" w:val="clear"/>
           </w:tcPr>
           <w:p>
             <w:r>
               <w:rPr>
+                <w:rFonts w:ascii="Calibri" w:hAnsi="Calibri"/>
                 <w:b/>
                 <w:color w:val="FFFFFF"/>
-                <w:sz w:val="20"/>
+                <w:sz w:val="19"/>
               </w:rPr>
               <w:t>Metric</w:t>
             </w:r>
@@ -1272,15 +890,16 @@
         </w:tc>
         <w:tc>
           <w:tcPr>
-            <w:tcW w:type="dxa" w:w="2268"/>
-            <w:shd w:fill="E50914" w:color="FFFFFF" w:val="clear"/>
+            <w:tcW w:type="dxa" w:w="1984"/>
+            <w:shd w:fill="E50914" w:val="clear"/>
           </w:tcPr>
           <w:p>
             <w:r>
               <w:rPr>
+                <w:rFonts w:ascii="Calibri" w:hAnsi="Calibri"/>
                 <w:b/>
                 <w:color w:val="FFFFFF"/>
-                <w:sz w:val="20"/>
+                <w:sz w:val="19"/>
               </w:rPr>
               <w:t>Train (approx.)</w:t>
             </w:r>
@@ -1288,15 +907,16 @@
         </w:tc>
         <w:tc>
           <w:tcPr>
-            <w:tcW w:type="dxa" w:w="1701"/>
-            <w:shd w:fill="E50914" w:color="FFFFFF" w:val="clear"/>
+            <w:tcW w:type="dxa" w:w="1984"/>
+            <w:shd w:fill="E50914" w:val="clear"/>
           </w:tcPr>
           <w:p>
             <w:r>
               <w:rPr>
+                <w:rFonts w:ascii="Calibri" w:hAnsi="Calibri"/>
                 <w:b/>
                 <w:color w:val="FFFFFF"/>
-                <w:sz w:val="20"/>
+                <w:sz w:val="19"/>
               </w:rPr>
               <w:t>Test</w:t>
             </w:r>
@@ -1305,16 +925,17 @@
         <w:tc>
           <w:tcPr>
             <w:tcW w:type="dxa" w:w="2835"/>
-            <w:shd w:fill="E50914" w:color="FFFFFF" w:val="clear"/>
+            <w:shd w:fill="E50914" w:val="clear"/>
           </w:tcPr>
           <w:p>
             <w:r>
               <w:rPr>
+                <w:rFonts w:ascii="Calibri" w:hAnsi="Calibri"/>
                 <w:b/>
                 <w:color w:val="FFFFFF"/>
-                <w:sz w:val="20"/>
+                <w:sz w:val="19"/>
               </w:rPr>
-              <w:t>CV (5-fold, mean ± std)</w:t>
+              <w:t>CV 5-fold (mean ± std)</w:t>
             </w:r>
           </w:p>
         </w:tc>
@@ -1327,7 +948,8 @@
           <w:p>
             <w:r>
               <w:rPr>
-                <w:sz w:val="20"/>
+                <w:rFonts w:ascii="Calibri" w:hAnsi="Calibri"/>
+                <w:sz w:val="19"/>
               </w:rPr>
               <w:t>RMSE</w:t>
             </w:r>
@@ -1335,12 +957,13 @@
         </w:tc>
         <w:tc>
           <w:tcPr>
-            <w:tcW w:type="dxa" w:w="2268"/>
+            <w:tcW w:type="dxa" w:w="1984"/>
           </w:tcPr>
           <w:p>
             <w:r>
               <w:rPr>
-                <w:sz w:val="20"/>
+                <w:rFonts w:ascii="Calibri" w:hAnsi="Calibri"/>
+                <w:sz w:val="19"/>
               </w:rPr>
               <w:t>≈ 90</w:t>
             </w:r>
@@ -1348,14 +971,15 @@
         </w:tc>
         <w:tc>
           <w:tcPr>
-            <w:tcW w:type="dxa" w:w="1701"/>
+            <w:tcW w:type="dxa" w:w="1984"/>
           </w:tcPr>
           <w:p>
             <w:r>
               <w:rPr>
-                <w:sz w:val="20"/>
+                <w:rFonts w:ascii="Calibri" w:hAnsi="Calibri"/>
+                <w:sz w:val="19"/>
               </w:rPr>
-              <w:t>≈ 285</w:t>
+              <w:t>≈ 285.7</w:t>
             </w:r>
           </w:p>
         </w:tc>
@@ -1366,7 +990,8 @@
           <w:p>
             <w:r>
               <w:rPr>
-                <w:sz w:val="20"/>
+                <w:rFonts w:ascii="Calibri" w:hAnsi="Calibri"/>
+                <w:sz w:val="19"/>
               </w:rPr>
               <w:t>N/A</w:t>
             </w:r>
@@ -1377,12 +1002,13 @@
         <w:tc>
           <w:tcPr>
             <w:tcW w:type="dxa" w:w="2268"/>
-            <w:shd w:fill="F7F7F7" w:val="clear"/>
+            <w:shd w:fill="F5F5F5" w:val="clear"/>
           </w:tcPr>
           <w:p>
             <w:r>
               <w:rPr>
-                <w:sz w:val="20"/>
+                <w:rFonts w:ascii="Calibri" w:hAnsi="Calibri"/>
+                <w:sz w:val="19"/>
               </w:rPr>
               <w:t>MAE</w:t>
             </w:r>
@@ -1390,13 +1016,14 @@
         </w:tc>
         <w:tc>
           <w:tcPr>
-            <w:tcW w:type="dxa" w:w="2268"/>
-            <w:shd w:fill="F7F7F7" w:val="clear"/>
+            <w:tcW w:type="dxa" w:w="1984"/>
+            <w:shd w:fill="F5F5F5" w:val="clear"/>
           </w:tcPr>
           <w:p>
             <w:r>
               <w:rPr>
-                <w:sz w:val="20"/>
+                <w:rFonts w:ascii="Calibri" w:hAnsi="Calibri"/>
+                <w:sz w:val="19"/>
               </w:rPr>
               <w:t>≈ 70</w:t>
             </w:r>
@@ -1404,13 +1031,14 @@
         </w:tc>
         <w:tc>
           <w:tcPr>
-            <w:tcW w:type="dxa" w:w="1701"/>
-            <w:shd w:fill="F7F7F7" w:val="clear"/>
+            <w:tcW w:type="dxa" w:w="1984"/>
+            <w:shd w:fill="F5F5F5" w:val="clear"/>
           </w:tcPr>
           <w:p>
             <w:r>
               <w:rPr>
-                <w:sz w:val="20"/>
+                <w:rFonts w:ascii="Calibri" w:hAnsi="Calibri"/>
+                <w:sz w:val="19"/>
               </w:rPr>
               <w:t>≈ 245</w:t>
             </w:r>
@@ -1419,12 +1047,13 @@
         <w:tc>
           <w:tcPr>
             <w:tcW w:type="dxa" w:w="2835"/>
-            <w:shd w:fill="F7F7F7" w:val="clear"/>
+            <w:shd w:fill="F5F5F5" w:val="clear"/>
           </w:tcPr>
           <w:p>
             <w:r>
               <w:rPr>
-                <w:sz w:val="20"/>
+                <w:rFonts w:ascii="Calibri" w:hAnsi="Calibri"/>
+                <w:sz w:val="19"/>
               </w:rPr>
               <w:t>N/A</w:t>
             </w:r>
@@ -1439,9 +1068,196 @@
           <w:p>
             <w:r>
               <w:rPr>
-                <w:sz w:val="20"/>
+                <w:rFonts w:ascii="Calibri" w:hAnsi="Calibri"/>
+                <w:sz w:val="19"/>
               </w:rPr>
               <w:t>R²</w:t>
+            </w:r>
+          </w:p>
+        </w:tc>
+        <w:tc>
+          <w:tcPr>
+            <w:tcW w:type="dxa" w:w="1984"/>
+          </w:tcPr>
+          <w:p>
+            <w:r>
+              <w:rPr>
+                <w:rFonts w:ascii="Calibri" w:hAnsi="Calibri"/>
+                <w:sz w:val="19"/>
+              </w:rPr>
+              <w:t>≈ 0.87</w:t>
+            </w:r>
+          </w:p>
+        </w:tc>
+        <w:tc>
+          <w:tcPr>
+            <w:tcW w:type="dxa" w:w="1984"/>
+          </w:tcPr>
+          <w:p>
+            <w:r>
+              <w:rPr>
+                <w:rFonts w:ascii="Calibri" w:hAnsi="Calibri"/>
+                <w:sz w:val="19"/>
+              </w:rPr>
+              <w:t>−0.005</w:t>
+            </w:r>
+          </w:p>
+        </w:tc>
+        <w:tc>
+          <w:tcPr>
+            <w:tcW w:type="dxa" w:w="2835"/>
+          </w:tcPr>
+          <w:p>
+            <w:r>
+              <w:rPr>
+                <w:rFonts w:ascii="Calibri" w:hAnsi="Calibri"/>
+                <w:sz w:val="19"/>
+              </w:rPr>
+              <w:t>−0.01 ± 0.01</w:t>
+            </w:r>
+          </w:p>
+        </w:tc>
+      </w:tr>
+    </w:tbl>
+    <w:p>
+      <w:pPr>
+        <w:spacing w:after="40"/>
+      </w:pPr>
+    </w:p>
+    <w:p>
+      <w:pPr>
+        <w:spacing w:after="80" w:line="280" w:lineRule="exact"/>
+      </w:pPr>
+      <w:r>
+        <w:rPr>
+          <w:rFonts w:ascii="Calibri" w:hAnsi="Calibri"/>
+          <w:sz w:val="21"/>
+        </w:rPr>
+        <w:t>The large gap between training R² (≈87%) and CV R² (≈0%) is a textbook overfitting pattern — the Random Forest memorizes training samples but fails to generalize, confirming the absence of learnable signal in this dataset.</w:t>
+      </w:r>
+    </w:p>
+    <w:p>
+      <w:pPr>
+        <w:spacing w:before="140" w:after="60"/>
+      </w:pPr>
+      <w:r>
+        <w:rPr>
+          <w:rFonts w:ascii="Calibri" w:hAnsi="Calibri"/>
+          <w:b/>
+          <w:color w:val="E50914"/>
+          <w:sz w:val="24"/>
+        </w:rPr>
+        <w:t>3.3 Model Comparison</w:t>
+      </w:r>
+    </w:p>
+    <w:tbl>
+      <w:tblPr>
+        <w:tblStyle w:val="TableGrid"/>
+        <w:tblW w:type="auto" w:w="0"/>
+        <w:tblLook w:firstColumn="1" w:firstRow="1" w:lastColumn="0" w:lastRow="0" w:noHBand="0" w:noVBand="1" w:val="04A0"/>
+      </w:tblPr>
+      <w:tblGrid>
+        <w:gridCol w:w="2309"/>
+        <w:gridCol w:w="2309"/>
+        <w:gridCol w:w="2309"/>
+        <w:gridCol w:w="2309"/>
+      </w:tblGrid>
+      <w:tr>
+        <w:tc>
+          <w:tcPr>
+            <w:tcW w:type="dxa" w:w="2835"/>
+            <w:shd w:fill="E50914" w:val="clear"/>
+          </w:tcPr>
+          <w:p>
+            <w:r>
+              <w:rPr>
+                <w:rFonts w:ascii="Calibri" w:hAnsi="Calibri"/>
+                <w:b/>
+                <w:color w:val="FFFFFF"/>
+                <w:sz w:val="19"/>
+              </w:rPr>
+              <w:t>Model</w:t>
+            </w:r>
+          </w:p>
+        </w:tc>
+        <w:tc>
+          <w:tcPr>
+            <w:tcW w:type="dxa" w:w="1701"/>
+            <w:shd w:fill="E50914" w:val="clear"/>
+          </w:tcPr>
+          <w:p>
+            <w:r>
+              <w:rPr>
+                <w:rFonts w:ascii="Calibri" w:hAnsi="Calibri"/>
+                <w:b/>
+                <w:color w:val="FFFFFF"/>
+                <w:sz w:val="19"/>
+              </w:rPr>
+              <w:t>Test R²</w:t>
+            </w:r>
+          </w:p>
+        </w:tc>
+        <w:tc>
+          <w:tcPr>
+            <w:tcW w:type="dxa" w:w="2268"/>
+            <w:shd w:fill="E50914" w:val="clear"/>
+          </w:tcPr>
+          <w:p>
+            <w:r>
+              <w:rPr>
+                <w:rFonts w:ascii="Calibri" w:hAnsi="Calibri"/>
+                <w:b/>
+                <w:color w:val="FFFFFF"/>
+                <w:sz w:val="19"/>
+              </w:rPr>
+              <w:t>CV R²</w:t>
+            </w:r>
+          </w:p>
+        </w:tc>
+        <w:tc>
+          <w:tcPr>
+            <w:tcW w:type="dxa" w:w="2835"/>
+            <w:shd w:fill="E50914" w:val="clear"/>
+          </w:tcPr>
+          <w:p>
+            <w:r>
+              <w:rPr>
+                <w:rFonts w:ascii="Calibri" w:hAnsi="Calibri"/>
+                <w:b/>
+                <w:color w:val="FFFFFF"/>
+                <w:sz w:val="19"/>
+              </w:rPr>
+              <w:t>Conclusion</w:t>
+            </w:r>
+          </w:p>
+        </w:tc>
+      </w:tr>
+      <w:tr>
+        <w:tc>
+          <w:tcPr>
+            <w:tcW w:type="dxa" w:w="2835"/>
+          </w:tcPr>
+          <w:p>
+            <w:r>
+              <w:rPr>
+                <w:rFonts w:ascii="Calibri" w:hAnsi="Calibri"/>
+                <w:sz w:val="19"/>
+              </w:rPr>
+              <w:t>Linear Regression</w:t>
+            </w:r>
+          </w:p>
+        </w:tc>
+        <w:tc>
+          <w:tcPr>
+            <w:tcW w:type="dxa" w:w="1701"/>
+          </w:tcPr>
+          <w:p>
+            <w:r>
+              <w:rPr>
+                <w:rFonts w:ascii="Calibri" w:hAnsi="Calibri"/>
+                <w:sz w:val="19"/>
+              </w:rPr>
+              <w:t>0.000</w:t>
             </w:r>
           </w:p>
         </w:tc>
@@ -1452,22 +1268,10 @@
           <w:p>
             <w:r>
               <w:rPr>
-                <w:sz w:val="20"/>
+                <w:rFonts w:ascii="Calibri" w:hAnsi="Calibri"/>
+                <w:sz w:val="19"/>
               </w:rPr>
-              <w:t>≈ 0.87</w:t>
-            </w:r>
-          </w:p>
-        </w:tc>
-        <w:tc>
-          <w:tcPr>
-            <w:tcW w:type="dxa" w:w="1701"/>
-          </w:tcPr>
-          <w:p>
-            <w:r>
-              <w:rPr>
-                <w:sz w:val="20"/>
-              </w:rPr>
-              <w:t>-0.005</w:t>
+              <w:t>0.000 ± 0.000</w:t>
             </w:r>
           </w:p>
         </w:tc>
@@ -1478,198 +1282,8 @@
           <w:p>
             <w:r>
               <w:rPr>
-                <w:sz w:val="20"/>
-              </w:rPr>
-              <w:t>≈0.00 ± 0.01</w:t>
-            </w:r>
-          </w:p>
-        </w:tc>
-      </w:tr>
-    </w:tbl>
-    <w:p/>
-    <w:p>
-      <w:pPr>
-        <w:spacing w:after="120" w:line="320" w:lineRule="exact"/>
-      </w:pPr>
-      <w:r>
-        <w:rPr>
-          <w:rFonts w:ascii="Calibri" w:hAnsi="Calibri"/>
-          <w:sz w:val="22"/>
-        </w:rPr>
-        <w:t>The large gap between training R² (≈87%) and cross-validation R² (≈0%) is a textbook overfitting pattern. The Random Forest memorized training samples but failed to generalize, confirming the absence of learnable signal.</w:t>
-      </w:r>
-    </w:p>
-    <w:p>
-      <w:pPr>
-        <w:pStyle w:val="Heading2"/>
-        <w:spacing w:before="160" w:after="80"/>
-      </w:pPr>
-      <w:r>
-        <w:rPr>
-          <w:b/>
-          <w:color w:val="222222"/>
-          <w:sz w:val="26"/>
-        </w:rPr>
-        <w:t>3.4 Model Comparison</w:t>
-      </w:r>
-    </w:p>
-    <w:tbl>
-      <w:tblPr>
-        <w:tblStyle w:val="TableGrid"/>
-        <w:tblW w:type="auto" w:w="0"/>
-        <w:jc w:val="center"/>
-        <w:tblLook w:firstColumn="1" w:firstRow="1" w:lastColumn="0" w:lastRow="0" w:noHBand="0" w:noVBand="1" w:val="04A0"/>
-      </w:tblPr>
-      <w:tblGrid>
-        <w:gridCol w:w="1824"/>
-        <w:gridCol w:w="1824"/>
-        <w:gridCol w:w="1824"/>
-        <w:gridCol w:w="1824"/>
-        <w:gridCol w:w="1824"/>
-      </w:tblGrid>
-      <w:tr>
-        <w:tc>
-          <w:tcPr>
-            <w:tcW w:type="dxa" w:w="2268"/>
-            <w:shd w:fill="E50914" w:color="FFFFFF" w:val="clear"/>
-          </w:tcPr>
-          <w:p>
-            <w:r>
-              <w:rPr>
-                <w:b/>
-                <w:color w:val="FFFFFF"/>
-                <w:sz w:val="20"/>
-              </w:rPr>
-              <w:t>Model</w:t>
-            </w:r>
-          </w:p>
-        </w:tc>
-        <w:tc>
-          <w:tcPr>
-            <w:tcW w:type="dxa" w:w="1417"/>
-            <w:shd w:fill="E50914" w:color="FFFFFF" w:val="clear"/>
-          </w:tcPr>
-          <w:p>
-            <w:r>
-              <w:rPr>
-                <w:b/>
-                <w:color w:val="FFFFFF"/>
-                <w:sz w:val="20"/>
-              </w:rPr>
-              <w:t>Test RMSE</w:t>
-            </w:r>
-          </w:p>
-        </w:tc>
-        <w:tc>
-          <w:tcPr>
-            <w:tcW w:type="dxa" w:w="1417"/>
-            <w:shd w:fill="E50914" w:color="FFFFFF" w:val="clear"/>
-          </w:tcPr>
-          <w:p>
-            <w:r>
-              <w:rPr>
-                <w:b/>
-                <w:color w:val="FFFFFF"/>
-                <w:sz w:val="20"/>
-              </w:rPr>
-              <w:t>Test R²</w:t>
-            </w:r>
-          </w:p>
-        </w:tc>
-        <w:tc>
-          <w:tcPr>
-            <w:tcW w:type="dxa" w:w="1984"/>
-            <w:shd w:fill="E50914" w:color="FFFFFF" w:val="clear"/>
-          </w:tcPr>
-          <w:p>
-            <w:r>
-              <w:rPr>
-                <w:b/>
-                <w:color w:val="FFFFFF"/>
-                <w:sz w:val="20"/>
-              </w:rPr>
-              <w:t>CV R² (mean)</w:t>
-            </w:r>
-          </w:p>
-        </w:tc>
-        <w:tc>
-          <w:tcPr>
-            <w:tcW w:type="dxa" w:w="2551"/>
-            <w:shd w:fill="E50914" w:color="FFFFFF" w:val="clear"/>
-          </w:tcPr>
-          <w:p>
-            <w:r>
-              <w:rPr>
-                <w:b/>
-                <w:color w:val="FFFFFF"/>
-                <w:sz w:val="20"/>
-              </w:rPr>
-              <w:t>Interpretation</w:t>
-            </w:r>
-          </w:p>
-        </w:tc>
-      </w:tr>
-      <w:tr>
-        <w:tc>
-          <w:tcPr>
-            <w:tcW w:type="dxa" w:w="2268"/>
-          </w:tcPr>
-          <w:p>
-            <w:r>
-              <w:rPr>
-                <w:sz w:val="20"/>
-              </w:rPr>
-              <w:t>Linear Regression</w:t>
-            </w:r>
-          </w:p>
-        </w:tc>
-        <w:tc>
-          <w:tcPr>
-            <w:tcW w:type="dxa" w:w="1417"/>
-          </w:tcPr>
-          <w:p>
-            <w:r>
-              <w:rPr>
-                <w:sz w:val="20"/>
-              </w:rPr>
-              <w:t>285.4</w:t>
-            </w:r>
-          </w:p>
-        </w:tc>
-        <w:tc>
-          <w:tcPr>
-            <w:tcW w:type="dxa" w:w="1417"/>
-          </w:tcPr>
-          <w:p>
-            <w:r>
-              <w:rPr>
-                <w:sz w:val="20"/>
-              </w:rPr>
-              <w:t>0.000</w:t>
-            </w:r>
-          </w:p>
-        </w:tc>
-        <w:tc>
-          <w:tcPr>
-            <w:tcW w:type="dxa" w:w="1984"/>
-          </w:tcPr>
-          <w:p>
-            <w:r>
-              <w:rPr>
-                <w:sz w:val="20"/>
-              </w:rPr>
-              <w:t>0.000 ± 0.000</w:t>
-            </w:r>
-          </w:p>
-        </w:tc>
-        <w:tc>
-          <w:tcPr>
-            <w:tcW w:type="dxa" w:w="2551"/>
-          </w:tcPr>
-          <w:p>
-            <w:r>
-              <w:rPr>
-                <w:sz w:val="20"/>
+                <w:rFonts w:ascii="Calibri" w:hAnsi="Calibri"/>
+                <w:sz w:val="19"/>
               </w:rPr>
               <w:t>Predicts mean; no fit</w:t>
             </w:r>
@@ -1679,69 +1293,59 @@
       <w:tr>
         <w:tc>
           <w:tcPr>
-            <w:tcW w:type="dxa" w:w="2268"/>
-            <w:shd w:fill="F7F7F7" w:val="clear"/>
+            <w:tcW w:type="dxa" w:w="2835"/>
+            <w:shd w:fill="F5F5F5" w:val="clear"/>
           </w:tcPr>
           <w:p>
             <w:r>
               <w:rPr>
-                <w:sz w:val="20"/>
+                <w:rFonts w:ascii="Calibri" w:hAnsi="Calibri"/>
+                <w:sz w:val="19"/>
               </w:rPr>
-              <w:t>Random Forest (50 trees)</w:t>
+              <w:t>Random Forest</w:t>
             </w:r>
           </w:p>
         </w:tc>
         <w:tc>
           <w:tcPr>
-            <w:tcW w:type="dxa" w:w="1417"/>
-            <w:shd w:fill="F7F7F7" w:val="clear"/>
+            <w:tcW w:type="dxa" w:w="1701"/>
+            <w:shd w:fill="F5F5F5" w:val="clear"/>
           </w:tcPr>
           <w:p>
             <w:r>
               <w:rPr>
-                <w:sz w:val="20"/>
+                <w:rFonts w:ascii="Calibri" w:hAnsi="Calibri"/>
+                <w:sz w:val="19"/>
               </w:rPr>
-              <w:t>285.7</w:t>
+              <w:t>−0.005</w:t>
             </w:r>
           </w:p>
         </w:tc>
         <w:tc>
           <w:tcPr>
-            <w:tcW w:type="dxa" w:w="1417"/>
-            <w:shd w:fill="F7F7F7" w:val="clear"/>
+            <w:tcW w:type="dxa" w:w="2268"/>
+            <w:shd w:fill="F5F5F5" w:val="clear"/>
           </w:tcPr>
           <w:p>
             <w:r>
               <w:rPr>
-                <w:sz w:val="20"/>
+                <w:rFonts w:ascii="Calibri" w:hAnsi="Calibri"/>
+                <w:sz w:val="19"/>
               </w:rPr>
-              <w:t>-0.005</w:t>
+              <w:t>−0.01 ± 0.01</w:t>
             </w:r>
           </w:p>
         </w:tc>
         <w:tc>
           <w:tcPr>
-            <w:tcW w:type="dxa" w:w="1984"/>
-            <w:shd w:fill="F7F7F7" w:val="clear"/>
+            <w:tcW w:type="dxa" w:w="2835"/>
+            <w:shd w:fill="F5F5F5" w:val="clear"/>
           </w:tcPr>
           <w:p>
             <w:r>
               <w:rPr>
-                <w:sz w:val="20"/>
-              </w:rPr>
-              <w:t>-0.01 ± 0.01</w:t>
-            </w:r>
-          </w:p>
-        </w:tc>
-        <w:tc>
-          <w:tcPr>
-            <w:tcW w:type="dxa" w:w="2551"/>
-            <w:shd w:fill="F7F7F7" w:val="clear"/>
-          </w:tcPr>
-          <w:p>
-            <w:r>
-              <w:rPr>
-                <w:sz w:val="20"/>
+                <w:rFonts w:ascii="Calibri" w:hAnsi="Calibri"/>
+                <w:sz w:val="19"/>
               </w:rPr>
               <w:t>Overfits train; no generalization</w:t>
             </w:r>
@@ -1750,99 +1354,272 @@
       </w:tr>
     </w:tbl>
     <w:p>
+      <w:pPr>
+        <w:spacing w:after="40"/>
+      </w:pPr>
+    </w:p>
+    <w:p>
       <w:r>
         <w:br w:type="page"/>
       </w:r>
     </w:p>
     <w:p>
       <w:pPr>
-        <w:pStyle w:val="Heading1"/>
-        <w:spacing w:before="240" w:after="80"/>
+        <w:spacing w:before="200" w:after="60"/>
       </w:pPr>
       <w:r>
         <w:rPr>
+          <w:rFonts w:ascii="Calibri" w:hAnsi="Calibri"/>
           <w:b/>
           <w:color w:val="E50914"/>
-          <w:sz w:val="32"/>
+          <w:sz w:val="28"/>
         </w:rPr>
-        <w:t>Part 4: Feature Importance and Visualization</w:t>
+        <w:t>Part 4: Feature Importance + Visualization</w:t>
       </w:r>
     </w:p>
     <w:p>
       <w:pPr>
-        <w:pStyle w:val="Heading2"/>
-        <w:spacing w:before="160" w:after="80"/>
+        <w:spacing w:before="140" w:after="60"/>
       </w:pPr>
       <w:r>
         <w:rPr>
+          <w:rFonts w:ascii="Calibri" w:hAnsi="Calibri"/>
           <w:b/>
-          <w:color w:val="222222"/>
-          <w:sz w:val="26"/>
+          <w:color w:val="E50914"/>
+          <w:sz w:val="24"/>
         </w:rPr>
-        <w:t>4.1 Feature Importance (Random Forest, Gini)</w:t>
+        <w:t>4.1 Feature Importance</w:t>
       </w:r>
     </w:p>
     <w:p>
       <w:pPr>
-        <w:spacing w:after="120" w:line="320" w:lineRule="exact"/>
+        <w:spacing w:after="80" w:line="280" w:lineRule="exact"/>
       </w:pPr>
       <w:r>
         <w:rPr>
           <w:rFonts w:ascii="Calibri" w:hAnsi="Calibri"/>
-          <w:sz w:val="22"/>
+          <w:sz w:val="21"/>
         </w:rPr>
-        <w:t>The Random Forest's feature importance scores (mean Gini decrease) are distributed nearly uniformly across all encoded features, with no single feature dominating. This is consistent with the near-zero cross-validation R² and confirms that none of the available features carries meaningful predictive signal for watch time.</w:t>
+        <w:t>Random Forest Gini importance scores are distributed nearly uniformly across all encoded features — no single feature dominates. This is consistent with CV R² ≈ 0 and confirms none of the available features carries meaningful predictive signal.</w:t>
       </w:r>
     </w:p>
     <w:p>
       <w:pPr>
-        <w:spacing w:after="120" w:line="320" w:lineRule="exact"/>
-        <w:ind w:left="567"/>
+        <w:spacing w:after="80" w:line="280" w:lineRule="exact"/>
       </w:pPr>
       <w:r>
         <w:rPr>
           <w:rFonts w:ascii="Calibri" w:hAnsi="Calibri"/>
-          <w:sz w:val="22"/>
+          <w:sz w:val="21"/>
         </w:rPr>
-        <w:t>⚠️  Important caveat: Feature importance measures predictive contribution within this model, not causal effect. A feature with high importance in a Random Forest does not imply that it causally affects watch time.</w:t>
+        <w:t>⚠  Caveat: Feature importance measures predictive contribution within this model, not causal effect.</w:t>
       </w:r>
     </w:p>
     <w:p>
       <w:pPr>
-        <w:pStyle w:val="Heading2"/>
-        <w:spacing w:before="160" w:after="80"/>
+        <w:spacing w:before="140" w:after="60"/>
       </w:pPr>
       <w:r>
         <w:rPr>
+          <w:rFonts w:ascii="Calibri" w:hAnsi="Calibri"/>
           <w:b/>
-          <w:color w:val="222222"/>
-          <w:sz w:val="26"/>
+          <w:color w:val="E50914"/>
+          <w:sz w:val="24"/>
         </w:rPr>
         <w:t>4.2 Key Visualization: Actual vs. Predicted Watch Time</w:t>
       </w:r>
     </w:p>
     <w:p>
       <w:pPr>
-        <w:spacing w:after="120" w:line="320" w:lineRule="exact"/>
+        <w:spacing w:after="80" w:line="280" w:lineRule="exact"/>
       </w:pPr>
       <w:r>
         <w:rPr>
           <w:rFonts w:ascii="Calibri" w:hAnsi="Calibri"/>
-          <w:sz w:val="22"/>
+          <w:sz w:val="21"/>
         </w:rPr>
-        <w:t>The scatter plot of actual versus predicted watch time (test set) shows a horizontal band centered near the training mean, rather than a diagonal line of agreement. This is the visual signature of a model that predicts the mean regardless of inputs. The residual distribution is approximately centered at zero but extremely wide (standard deviation ≈ 285 hours), indicating that individual predictions are unreliable despite being unbiased in expectation.</w:t>
+        <w:t>The Actual vs. Predicted scatter plot (test set) shows a horizontal band near the training mean rather than a diagonal, the visual signature of a model that ignores inputs and predicts the mean. Residual distributions for both models overlap entirely, confirming Random Forest provides no practical improvement over the linear baseline.</w:t>
       </w:r>
     </w:p>
     <w:p>
       <w:pPr>
-        <w:spacing w:after="120" w:line="320" w:lineRule="exact"/>
+        <w:spacing w:before="200" w:after="60"/>
       </w:pPr>
       <w:r>
         <w:rPr>
           <w:rFonts w:ascii="Calibri" w:hAnsi="Calibri"/>
-          <w:sz w:val="22"/>
+          <w:b/>
+          <w:color w:val="E50914"/>
+          <w:sz w:val="28"/>
         </w:rPr>
-        <w:t>The residual distribution for both models overlaps almost entirely, confirming that Random Forest provides no practical improvement over the linear baseline on this dataset.</w:t>
+        <w:t>Part 5: Recommendation</w:t>
+      </w:r>
+    </w:p>
+    <w:p>
+      <w:pPr>
+        <w:spacing w:before="140" w:after="60"/>
+      </w:pPr>
+      <w:r>
+        <w:rPr>
+          <w:rFonts w:ascii="Calibri" w:hAnsi="Calibri"/>
+          <w:b/>
+          <w:color w:val="333333"/>
+          <w:sz w:val="24"/>
+        </w:rPr>
+        <w:t>Situation</w:t>
+      </w:r>
+    </w:p>
+    <w:p>
+      <w:pPr>
+        <w:spacing w:after="80" w:line="280" w:lineRule="exact"/>
+      </w:pPr>
+      <w:r>
+        <w:rPr>
+          <w:rFonts w:ascii="Calibri" w:hAnsi="Calibri"/>
+          <w:sz w:val="21"/>
+        </w:rPr>
+        <w:t>Streaming platforms seek to personalize recommendations and optimize user engagement. The key decision: which users are likely to watch more hours, enabling proactive content surfacing, notification calibration, and retention targeting.</w:t>
+      </w:r>
+    </w:p>
+    <w:p>
+      <w:pPr>
+        <w:spacing w:before="140" w:after="60"/>
+      </w:pPr>
+      <w:r>
+        <w:rPr>
+          <w:rFonts w:ascii="Calibri" w:hAnsi="Calibri"/>
+          <w:b/>
+          <w:color w:val="333333"/>
+          <w:sz w:val="24"/>
+        </w:rPr>
+        <w:t>Complication</w:t>
+      </w:r>
+    </w:p>
+    <w:p>
+      <w:pPr>
+        <w:spacing w:after="80" w:line="280" w:lineRule="exact"/>
+      </w:pPr>
+      <w:r>
+        <w:rPr>
+          <w:rFonts w:ascii="Calibri" w:hAnsi="Calibri"/>
+          <w:sz w:val="21"/>
+        </w:rPr>
+        <w:t>Despite training both Linear Regression and Random Forest, prediction accuracy remains near zero (R² ≈ 0.00, RMSE ≈ 285 hrs). Cross-validation confirms this is not a test-set artifact but a genuine absence of signal. The dataset is synthetically generated, meaning the target was likely assigned independently of all features, making accurate prediction structurally impossible with this feature set.</w:t>
+      </w:r>
+    </w:p>
+    <w:p>
+      <w:pPr>
+        <w:spacing w:before="140" w:after="60"/>
+      </w:pPr>
+      <w:r>
+        <w:rPr>
+          <w:rFonts w:ascii="Calibri" w:hAnsi="Calibri"/>
+          <w:b/>
+          <w:color w:val="333333"/>
+          <w:sz w:val="24"/>
+        </w:rPr>
+        <w:t>Resolution</w:t>
+      </w:r>
+    </w:p>
+    <w:p>
+      <w:pPr>
+        <w:spacing w:after="80" w:line="280" w:lineRule="exact"/>
+      </w:pPr>
+      <w:r>
+        <w:rPr>
+          <w:rFonts w:ascii="Calibri" w:hAnsi="Calibri"/>
+          <w:sz w:val="21"/>
+        </w:rPr>
+        <w:t>We recommend the platform does NOT deploy either model. Instead:</w:t>
+      </w:r>
+    </w:p>
+    <w:p>
+      <w:pPr>
+        <w:pStyle w:val="ListNumber"/>
+        <w:spacing w:after="40"/>
+      </w:pPr>
+      <w:r>
+        <w:rPr>
+          <w:rFonts w:ascii="Calibri" w:hAnsi="Calibri"/>
+          <w:b/>
+          <w:sz w:val="21"/>
+        </w:rPr>
+        <w:t xml:space="preserve">Collect behavioral features:  </w:t>
+      </w:r>
+      <w:r>
+        <w:rPr>
+          <w:rFonts w:ascii="Calibri" w:hAnsi="Calibri"/>
+          <w:sz w:val="21"/>
+        </w:rPr>
+        <w:t>Session frequency, days-since-last-login, titles started vs. completed, time-of-day patterns, device type — these carry documented predictive signal.</w:t>
+      </w:r>
+    </w:p>
+    <w:p>
+      <w:pPr>
+        <w:pStyle w:val="ListNumber"/>
+        <w:spacing w:after="40"/>
+      </w:pPr>
+      <w:r>
+        <w:rPr>
+          <w:rFonts w:ascii="Calibri" w:hAnsi="Calibri"/>
+          <w:b/>
+          <w:sz w:val="21"/>
+        </w:rPr>
+        <w:t xml:space="preserve">Reframe as ranking:  </w:t>
+      </w:r>
+      <w:r>
+        <w:rPr>
+          <w:rFonts w:ascii="Calibri" w:hAnsi="Calibri"/>
+          <w:sz w:val="21"/>
+        </w:rPr>
+        <w:t>Rank users by relative predicted engagement rather than estimating absolute hours; ranking is more robust to noise.</w:t>
+      </w:r>
+    </w:p>
+    <w:p>
+      <w:pPr>
+        <w:pStyle w:val="ListNumber"/>
+        <w:spacing w:after="40"/>
+      </w:pPr>
+      <w:r>
+        <w:rPr>
+          <w:rFonts w:ascii="Calibri" w:hAnsi="Calibri"/>
+          <w:b/>
+          <w:sz w:val="21"/>
+        </w:rPr>
+        <w:t xml:space="preserve">Validate on real data:  </w:t>
+      </w:r>
+      <w:r>
+        <w:rPr>
+          <w:rFonts w:ascii="Calibri" w:hAnsi="Calibri"/>
+          <w:sz w:val="21"/>
+        </w:rPr>
+        <w:t>Re-train and evaluate on actual platform telemetry before any production deployment.</w:t>
+      </w:r>
+    </w:p>
+    <w:p>
+      <w:pPr>
+        <w:spacing w:before="140" w:after="60"/>
+      </w:pPr>
+      <w:r>
+        <w:rPr>
+          <w:rFonts w:ascii="Calibri" w:hAnsi="Calibri"/>
+          <w:b/>
+          <w:color w:val="333333"/>
+          <w:sz w:val="24"/>
+        </w:rPr>
+        <w:t>Uncertainty Statement</w:t>
+      </w:r>
+    </w:p>
+    <w:p>
+      <w:pPr>
+        <w:spacing w:after="80" w:line="280" w:lineRule="exact"/>
+      </w:pPr>
+      <w:r>
+        <w:rPr>
+          <w:rFonts w:ascii="Calibri" w:hAnsi="Calibri"/>
+          <w:sz w:val="21"/>
+        </w:rPr>
+        <w:t>CV R² = 0.00 ± 0.00 (Linear Regression); CV R² = −0.01 ± 0.01 (Random Forest). Neither model explains meaningful variance. Primary limitation: synthetic data with target independent of features by construction. We recommend collecting real behavioral data before further investment, noting that even with richer features, individual watch-time prediction carries high inherent variance.</w:t>
       </w:r>
     </w:p>
     <w:p>
@@ -1852,208 +1629,14 @@
     </w:p>
     <w:p>
       <w:pPr>
-        <w:pStyle w:val="Heading1"/>
-        <w:spacing w:before="240" w:after="80"/>
-      </w:pPr>
-      <w:r>
-        <w:rPr>
-          <w:b/>
-          <w:color w:val="E50914"/>
-          <w:sz w:val="32"/>
-        </w:rPr>
-        <w:t>Part 5: Recommendation</w:t>
-      </w:r>
-    </w:p>
-    <w:p>
-      <w:pPr>
-        <w:pStyle w:val="Heading2"/>
-        <w:spacing w:before="160" w:after="80"/>
-      </w:pPr>
-      <w:r>
-        <w:rPr>
-          <w:b/>
-          <w:color w:val="222222"/>
-          <w:sz w:val="26"/>
-        </w:rPr>
-        <w:t>SCR Structure</w:t>
-      </w:r>
-    </w:p>
-    <w:p>
-      <w:pPr>
-        <w:pStyle w:val="Heading3"/>
-        <w:spacing w:before="160" w:after="80"/>
-      </w:pPr>
-      <w:r>
-        <w:rPr>
-          <w:b/>
-          <w:color w:val="222222"/>
-          <w:sz w:val="22"/>
-        </w:rPr>
-        <w:t>Situation</w:t>
-      </w:r>
-    </w:p>
-    <w:p>
-      <w:pPr>
-        <w:spacing w:after="120" w:line="320" w:lineRule="exact"/>
+        <w:spacing w:before="200" w:after="60"/>
       </w:pPr>
       <w:r>
         <w:rPr>
           <w:rFonts w:ascii="Calibri" w:hAnsi="Calibri"/>
-          <w:sz w:val="22"/>
-        </w:rPr>
-        <w:t>Streaming platforms such as Netflix seek to personalize content recommendations and optimize user engagement. The key operational decision is: which users are likely to watch more hours, so the platform can proactively surface content, calibrate notification frequency, and target retention incentives. This analysis uses a dataset of 25,000 Netflix users with demographic and preference features to build a predictive model for individual watch time.</w:t>
-      </w:r>
-    </w:p>
-    <w:p>
-      <w:pPr>
-        <w:pStyle w:val="Heading3"/>
-        <w:spacing w:before="160" w:after="80"/>
-      </w:pPr>
-      <w:r>
-        <w:rPr>
-          <w:b/>
-          <w:color w:val="222222"/>
-          <w:sz w:val="22"/>
-        </w:rPr>
-        <w:t>Complication</w:t>
-      </w:r>
-    </w:p>
-    <w:p>
-      <w:pPr>
-        <w:spacing w:after="120" w:line="320" w:lineRule="exact"/>
-      </w:pPr>
-      <w:r>
-        <w:rPr>
-          <w:rFonts w:ascii="Calibri" w:hAnsi="Calibri"/>
-          <w:sz w:val="22"/>
-        </w:rPr>
-        <w:t>Despite training both a linear baseline and a more flexible Random Forest model, prediction accuracy remains near zero (R² ≈ 0.00, RMSE ≈ 285 hours). Cross-validation confirms this is not an overfitting artifact on the test set, but a genuine absence of predictive signal in the available features. The correlation analysis in Part 2 foreshadowed this outcome: age, country, subscription type, and favorite genre show essentially no relationship with watch time. The dataset is synthetically generated, which means the target variable was likely assigned independently of the features, making accurate prediction structurally impossible with this feature set.</w:t>
-      </w:r>
-    </w:p>
-    <w:p>
-      <w:pPr>
-        <w:pStyle w:val="Heading3"/>
-        <w:spacing w:before="160" w:after="80"/>
-      </w:pPr>
-      <w:r>
-        <w:rPr>
-          <w:b/>
-          <w:color w:val="222222"/>
-          <w:sz w:val="22"/>
-        </w:rPr>
-        <w:t>Resolution</w:t>
-      </w:r>
-    </w:p>
-    <w:p>
-      <w:pPr>
-        <w:spacing w:after="120" w:line="320" w:lineRule="exact"/>
-      </w:pPr>
-      <w:r>
-        <w:rPr>
-          <w:rFonts w:ascii="Calibri" w:hAnsi="Calibri"/>
-          <w:sz w:val="22"/>
-        </w:rPr>
-        <w:t>We recommend that the platform does NOT deploy either model for production decisions based on the current features. Instead, the organization should:</w:t>
-      </w:r>
-    </w:p>
-    <w:p>
-      <w:pPr>
-        <w:pStyle w:val="ListNumber"/>
-        <w:spacing w:after="100"/>
-      </w:pPr>
-      <w:r>
-        <w:rPr>
-          <w:b/>
-          <w:sz w:val="22"/>
-        </w:rPr>
-        <w:t xml:space="preserve">Collect behavioral features:  </w:t>
-      </w:r>
-      <w:r>
-        <w:rPr>
-          <w:sz w:val="22"/>
-        </w:rPr>
-        <w:t>Session frequency, days since last login, number of titles started vs. completed, time-of-day viewing patterns, and device type. These carry documented predictive signal in the recommendation-systems literature.</w:t>
-      </w:r>
-    </w:p>
-    <w:p>
-      <w:pPr>
-        <w:pStyle w:val="ListNumber"/>
-        <w:spacing w:after="100"/>
-      </w:pPr>
-      <w:r>
-        <w:rPr>
-          <w:b/>
-          <w:sz w:val="22"/>
-        </w:rPr>
-        <w:t xml:space="preserve">Reframe as a ranking problem:  </w:t>
-      </w:r>
-      <w:r>
-        <w:rPr>
-          <w:sz w:val="22"/>
-        </w:rPr>
-        <w:t>Rather than estimating absolute watch hours, rank users by predicted relative engagement. Ranking is more robust to noise and easier to evaluate.</w:t>
-      </w:r>
-    </w:p>
-    <w:p>
-      <w:pPr>
-        <w:pStyle w:val="ListNumber"/>
-        <w:spacing w:after="100"/>
-      </w:pPr>
-      <w:r>
-        <w:rPr>
-          <w:b/>
-          <w:sz w:val="22"/>
-        </w:rPr>
-        <w:t xml:space="preserve">Validate on real data:  </w:t>
-      </w:r>
-      <w:r>
-        <w:rPr>
-          <w:sz w:val="22"/>
-        </w:rPr>
-        <w:t>The synthetic nature of this dataset limits generalizability. Before any production deployment, re-train and evaluate on actual platform telemetry.</w:t>
-      </w:r>
-    </w:p>
-    <w:p>
-      <w:pPr>
-        <w:pStyle w:val="Heading3"/>
-        <w:spacing w:before="160" w:after="80"/>
-      </w:pPr>
-      <w:r>
-        <w:rPr>
-          <w:b/>
-          <w:color w:val="222222"/>
-          <w:sz w:val="22"/>
-        </w:rPr>
-        <w:t>Uncertainty Statement</w:t>
-      </w:r>
-    </w:p>
-    <w:p>
-      <w:pPr>
-        <w:spacing w:after="120" w:line="320" w:lineRule="exact"/>
-      </w:pPr>
-      <w:r>
-        <w:rPr>
-          <w:rFonts w:ascii="Calibri" w:hAnsi="Calibri"/>
-          <w:sz w:val="22"/>
-        </w:rPr>
-        <w:t>Based on our 5-fold cross-validation results (R² = 0.00 ± 0.00 for Linear Regression; R² ≈ -0.01 ± 0.01 for Random Forest), we estimate that neither model explains any meaningful variance in individual watch time. The primary limitation is that this dataset is synthetic and the target variable does not depend on the available features by construction. We recommend collecting real behavioral data before investing further in this prediction task, with the caveat that even with richer features, individual watch-time prediction carries high inherent variance due to unobservable day-to-day variation in user behavior.</w:t>
-      </w:r>
-    </w:p>
-    <w:p>
-      <w:r>
-        <w:br w:type="page"/>
-      </w:r>
-    </w:p>
-    <w:p>
-      <w:pPr>
-        <w:pStyle w:val="Heading1"/>
-        <w:spacing w:before="240" w:after="80"/>
-      </w:pPr>
-      <w:r>
-        <w:rPr>
           <w:b/>
           <w:color w:val="333333"/>
-          <w:sz w:val="32"/>
+          <w:sz w:val="28"/>
         </w:rPr>
         <w:t>References</w:t>
       </w:r>
@@ -2065,6 +1648,7 @@
       </w:pPr>
       <w:r>
         <w:rPr>
+          <w:rFonts w:ascii="Calibri" w:hAnsi="Calibri"/>
           <w:sz w:val="20"/>
         </w:rPr>
         <w:t>Smayanj. (2024). Netflix Users Database. Kaggle. https://www.kaggle.com/datasets/smayanj/netflix-users-database</w:t>
@@ -2077,9 +1661,10 @@
       </w:pPr>
       <w:r>
         <w:rPr>
+          <w:rFonts w:ascii="Calibri" w:hAnsi="Calibri"/>
           <w:sz w:val="20"/>
         </w:rPr>
-        <w:t>Breiman, L. (2001). Random Forests. Machine Learning, 45(1), 5-32.</w:t>
+        <w:t>Breiman, L. (2001). Random Forests. Machine Learning, 45(1), 5–32.</w:t>
       </w:r>
     </w:p>
     <w:p>
@@ -2089,9 +1674,10 @@
       </w:pPr>
       <w:r>
         <w:rPr>
+          <w:rFonts w:ascii="Calibri" w:hAnsi="Calibri"/>
           <w:sz w:val="20"/>
         </w:rPr>
-        <w:t>Pedregosa, F., et al. (2011). Scikit-learn: Machine Learning in Python. JMLR, 12, 2825-2830.</w:t>
+        <w:t>Pedregosa, F., et al. (2011). Scikit-learn: Machine Learning in Python. JMLR, 12, 2825–2830.</w:t>
       </w:r>
     </w:p>
     <w:p>
@@ -2101,14 +1687,15 @@
       </w:pPr>
       <w:r>
         <w:rPr>
+          <w:rFonts w:ascii="Calibri" w:hAnsi="Calibri"/>
           <w:sz w:val="20"/>
         </w:rPr>
-        <w:t>Koren, Y., Bell, R., &amp; Volinsky, C. (2009). Matrix Factorization Techniques for Recommender Systems. IEEE Computer, 42(8), 30-37.</w:t>
+        <w:t>Koren, Y., Bell, R., &amp; Volinsky, C. (2009). Matrix Factorization Techniques for Recommender Systems. IEEE Computer, 42(8), 30–37.</w:t>
       </w:r>
     </w:p>
     <w:sectPr>
       <w:pgSz w:w="12240" w:h="15840"/>
-      <w:pgMar w:top="1417" w:right="1417" w:bottom="1417" w:left="1701" w:header="720" w:footer="720" w:gutter="0"/>
+      <w:pgMar w:top="1247" w:right="1417" w:bottom="1247" w:left="1587" w:header="720" w:footer="720" w:gutter="0"/>
       <w:cols w:space="720"/>
       <w:docGrid w:linePitch="360"/>
     </w:sectPr>

--- a/ECON3916_Final_Report.docx
+++ b/ECON3916_Final_Report.docx
@@ -4,16 +4,29 @@
   <w:body>
     <w:p>
       <w:pPr>
-        <w:spacing w:before="600"/>
+        <w:spacing w:before="1000"/>
         <w:jc w:val="center"/>
       </w:pPr>
       <w:r>
         <w:rPr>
-          <w:rFonts w:ascii="Calibri" w:hAnsi="Calibri"/>
-          <w:color w:val="666666"/>
+          <w:rFonts w:ascii="Times New Roman" w:hAnsi="Times New Roman"/>
           <w:sz w:val="22"/>
         </w:rPr>
-        <w:t>ECON 3916: Statistical Machine Learning</w:t>
+        <w:t>ECON 3916-33674: Statistical Machine Learning</w:t>
+      </w:r>
+    </w:p>
+    <w:p>
+      <w:pPr>
+        <w:spacing w:before="200"/>
+        <w:jc w:val="center"/>
+      </w:pPr>
+      <w:r>
+        <w:rPr>
+          <w:rFonts w:ascii="Times New Roman" w:hAnsi="Times New Roman"/>
+          <w:b/>
+          <w:sz w:val="36"/>
+        </w:rPr>
+        <w:t>Final Project Report</w:t>
       </w:r>
     </w:p>
     <w:p>
@@ -22,47 +35,31 @@
       </w:pPr>
       <w:r>
         <w:rPr>
-          <w:rFonts w:ascii="Calibri" w:hAnsi="Calibri"/>
+          <w:rFonts w:ascii="Times New Roman" w:hAnsi="Times New Roman"/>
           <w:b/>
-          <w:color w:val="E50914"/>
-          <w:sz w:val="40"/>
+          <w:sz w:val="26"/>
         </w:rPr>
-        <w:t>ML Prediction Project — Final Report</w:t>
+        <w:t>Netflix User Watch Time Prediction</w:t>
       </w:r>
     </w:p>
+    <w:p/>
     <w:p>
       <w:pPr>
         <w:jc w:val="center"/>
       </w:pPr>
       <w:r>
         <w:rPr>
-          <w:rFonts w:ascii="Calibri" w:hAnsi="Calibri"/>
-          <w:b/>
-          <w:sz w:val="28"/>
-        </w:rPr>
-        <w:t>Netflix User Watch Time Prediction</w:t>
-      </w:r>
-    </w:p>
-    <w:p>
-      <w:pPr>
-        <w:jc w:val="center"/>
-      </w:pPr>
-      <w:r>
-        <w:rPr>
-          <w:rFonts w:ascii="Calibri" w:hAnsi="Calibri"/>
+          <w:rFonts w:ascii="Times New Roman" w:hAnsi="Times New Roman"/>
           <w:i/>
           <w:sz w:val="22"/>
         </w:rPr>
-        <w:t>Can We Predict How Many Hours Users Spend Watching</w:t>
+        <w:t>Can we predict how many hours a user spends watching content</w:t>
         <w:br/>
-        <w:t>Content Based on Demographics and Viewing Preferences?</w:t>
+        <w:t>based on their demographics and viewing preferences?</w:t>
       </w:r>
     </w:p>
-    <w:p>
-      <w:pPr>
-        <w:spacing w:after="400"/>
-      </w:pPr>
-    </w:p>
+    <w:p/>
+    <w:p/>
     <w:p>
       <w:pPr>
         <w:spacing w:after="60"/>
@@ -70,16 +67,16 @@
       </w:pPr>
       <w:r>
         <w:rPr>
-          <w:rFonts w:ascii="Calibri" w:hAnsi="Calibri"/>
+          <w:rFonts w:ascii="Times New Roman" w:hAnsi="Times New Roman"/>
           <w:b/>
-          <w:sz w:val="21"/>
+          <w:sz w:val="22"/>
         </w:rPr>
         <w:t xml:space="preserve">Student:  </w:t>
       </w:r>
       <w:r>
         <w:rPr>
-          <w:rFonts w:ascii="Calibri" w:hAnsi="Calibri"/>
-          <w:sz w:val="21"/>
+          <w:rFonts w:ascii="Times New Roman" w:hAnsi="Times New Roman"/>
+          <w:sz w:val="22"/>
         </w:rPr>
         <w:t>zzzzzssyy</w:t>
       </w:r>
@@ -91,16 +88,16 @@
       </w:pPr>
       <w:r>
         <w:rPr>
-          <w:rFonts w:ascii="Calibri" w:hAnsi="Calibri"/>
+          <w:rFonts w:ascii="Times New Roman" w:hAnsi="Times New Roman"/>
           <w:b/>
-          <w:sz w:val="21"/>
+          <w:sz w:val="22"/>
         </w:rPr>
         <w:t xml:space="preserve">Course:  </w:t>
       </w:r>
       <w:r>
         <w:rPr>
-          <w:rFonts w:ascii="Calibri" w:hAnsi="Calibri"/>
-          <w:sz w:val="21"/>
+          <w:rFonts w:ascii="Times New Roman" w:hAnsi="Times New Roman"/>
+          <w:sz w:val="22"/>
         </w:rPr>
         <w:t>ECON 3916-33674</w:t>
       </w:r>
@@ -112,16 +109,16 @@
       </w:pPr>
       <w:r>
         <w:rPr>
-          <w:rFonts w:ascii="Calibri" w:hAnsi="Calibri"/>
+          <w:rFonts w:ascii="Times New Roman" w:hAnsi="Times New Roman"/>
           <w:b/>
-          <w:sz w:val="21"/>
+          <w:sz w:val="22"/>
         </w:rPr>
-        <w:t xml:space="preserve">Submission Date:  </w:t>
+        <w:t xml:space="preserve">Date:  </w:t>
       </w:r>
       <w:r>
         <w:rPr>
-          <w:rFonts w:ascii="Calibri" w:hAnsi="Calibri"/>
-          <w:sz w:val="21"/>
+          <w:rFonts w:ascii="Times New Roman" w:hAnsi="Times New Roman"/>
+          <w:sz w:val="22"/>
         </w:rPr>
         <w:t>April 2026</w:t>
       </w:r>
@@ -133,39 +130,18 @@
       </w:pPr>
       <w:r>
         <w:rPr>
-          <w:rFonts w:ascii="Calibri" w:hAnsi="Calibri"/>
+          <w:rFonts w:ascii="Times New Roman" w:hAnsi="Times New Roman"/>
           <w:b/>
-          <w:sz w:val="21"/>
+          <w:sz w:val="22"/>
         </w:rPr>
         <w:t xml:space="preserve">Dataset:  </w:t>
       </w:r>
       <w:r>
         <w:rPr>
-          <w:rFonts w:ascii="Calibri" w:hAnsi="Calibri"/>
-          <w:sz w:val="21"/>
+          <w:rFonts w:ascii="Times New Roman" w:hAnsi="Times New Roman"/>
+          <w:sz w:val="22"/>
         </w:rPr>
-        <w:t>Netflix Users Database (Kaggle, N = 25,000)</w:t>
-      </w:r>
-    </w:p>
-    <w:p>
-      <w:pPr>
-        <w:spacing w:after="60"/>
-        <w:jc w:val="center"/>
-      </w:pPr>
-      <w:r>
-        <w:rPr>
-          <w:rFonts w:ascii="Calibri" w:hAnsi="Calibri"/>
-          <w:b/>
-          <w:sz w:val="21"/>
-        </w:rPr>
-        <w:t xml:space="preserve">GitHub:  </w:t>
-      </w:r>
-      <w:r>
-        <w:rPr>
-          <w:rFonts w:ascii="Calibri" w:hAnsi="Calibri"/>
-          <w:sz w:val="21"/>
-        </w:rPr>
-        <w:t>github.com/zzzzzssyy/ECON3916-33674-Statistical-Machine-Learning-Final-Project</w:t>
+        <w:t>Netflix Users Database, Kaggle (N = 25,000)</w:t>
       </w:r>
     </w:p>
     <w:p>
@@ -175,39 +151,51 @@
     </w:p>
     <w:p>
       <w:pPr>
-        <w:spacing w:before="200" w:after="60"/>
+        <w:spacing w:before="240" w:after="80"/>
       </w:pPr>
       <w:r>
         <w:rPr>
-          <w:rFonts w:ascii="Calibri" w:hAnsi="Calibri"/>
+          <w:rFonts w:ascii="Times New Roman" w:hAnsi="Times New Roman"/>
           <w:b/>
-          <w:color w:val="E50914"/>
           <w:sz w:val="28"/>
         </w:rPr>
-        <w:t>Part 1: Problem Statement</w:t>
+        <w:t>1. Problem Statement</w:t>
       </w:r>
     </w:p>
     <w:p>
       <w:pPr>
-        <w:spacing w:after="80" w:line="280" w:lineRule="exact"/>
+        <w:spacing w:after="120" w:line="300" w:lineRule="exact"/>
+        <w:ind w:firstLine="340"/>
       </w:pPr>
       <w:r>
         <w:rPr>
-          <w:rFonts w:ascii="Calibri" w:hAnsi="Calibri"/>
-          <w:sz w:val="21"/>
+          <w:rFonts w:ascii="Times New Roman" w:hAnsi="Times New Roman"/>
+          <w:sz w:val="22"/>
         </w:rPr>
-        <w:t>Prediction question: Can we predict how many hours a user spends watching content on a streaming platform based on demographic and preference features? This is a prediction problem (forecasting Y from X, not causal inference). Stakeholder: a streaming platform such as Netflix, which can use predictions to personalize recommendations, optimize notification frequency, and target retention campaigns.</w:t>
+        <w:t>The goal of this project is to predict how many hours a Netflix user watches content per month, using demographic and account information available at sign-up. The prediction question is deliberately practical: if a platform can estimate expected watch time for a new or existing user, it can make smarter decisions about content recommendations, push notification frequency, and which users to target with retention offers.</w:t>
       </w:r>
     </w:p>
     <w:p>
       <w:pPr>
-        <w:spacing w:before="140" w:after="60"/>
+        <w:spacing w:after="120" w:line="300" w:lineRule="exact"/>
+        <w:ind w:firstLine="340"/>
       </w:pPr>
       <w:r>
         <w:rPr>
-          <w:rFonts w:ascii="Calibri" w:hAnsi="Calibri"/>
+          <w:rFonts w:ascii="Times New Roman" w:hAnsi="Times New Roman"/>
+          <w:sz w:val="22"/>
+        </w:rPr>
+        <w:t>This is a prediction problem, not a causal one. We are not asking whether subscription type causes higher engagement, but whether it helps forecast it. The target variable, Watch_Time_Hours, is continuous, so we treat this as a regression task throughout.</w:t>
+      </w:r>
+    </w:p>
+    <w:p>
+      <w:pPr>
+        <w:spacing w:before="160" w:after="80"/>
+      </w:pPr>
+      <w:r>
+        <w:rPr>
+          <w:rFonts w:ascii="Times New Roman" w:hAnsi="Times New Roman"/>
           <w:b/>
-          <w:color w:val="E50914"/>
           <w:sz w:val="24"/>
         </w:rPr>
         <w:t>1.1 Dataset</w:t>
@@ -215,93 +203,54 @@
     </w:p>
     <w:p>
       <w:pPr>
-        <w:pStyle w:val="ListBullet"/>
-        <w:spacing w:after="40"/>
+        <w:spacing w:after="120" w:line="300" w:lineRule="exact"/>
+        <w:ind w:firstLine="340"/>
       </w:pPr>
       <w:r>
         <w:rPr>
-          <w:rFonts w:ascii="Calibri" w:hAnsi="Calibri"/>
-          <w:b/>
-          <w:sz w:val="21"/>
+          <w:rFonts w:ascii="Times New Roman" w:hAnsi="Times New Roman"/>
+          <w:sz w:val="22"/>
         </w:rPr>
-        <w:t xml:space="preserve">Source:  </w:t>
-      </w:r>
-      <w:r>
-        <w:rPr>
-          <w:rFonts w:ascii="Calibri" w:hAnsi="Calibri"/>
-          <w:sz w:val="21"/>
-        </w:rPr>
-        <w:t>Kaggle — Netflix Users Database (smayanj/netflix-users-database), accessed April 17, 2026</w:t>
+        <w:t>The dataset is the Netflix Users Database from Kaggle (smayanj/netflix-users-database, accessed April 17, 2026). It contains 25,000 observations with six columns: User_ID, Age, Country, Subscription_Type, Favorite_Genre, Last_Login, and Watch_Time_Hours. User_ID is a meaningless identifier and was dropped. Last_Login was not used as-is because in a synthetic dataset the timestamps carry no real behavioral signal. The working feature set was Age, Country, Subscription_Type, and Favorite_Genre.</w:t>
       </w:r>
     </w:p>
     <w:p>
       <w:pPr>
-        <w:pStyle w:val="ListBullet"/>
-        <w:spacing w:after="40"/>
+        <w:spacing w:before="240" w:after="80"/>
       </w:pPr>
       <w:r>
         <w:rPr>
-          <w:rFonts w:ascii="Calibri" w:hAnsi="Calibri"/>
+          <w:rFonts w:ascii="Times New Roman" w:hAnsi="Times New Roman"/>
           <w:b/>
-          <w:sz w:val="21"/>
+          <w:sz w:val="28"/>
         </w:rPr>
-        <w:t xml:space="preserve">N:  </w:t>
-      </w:r>
-      <w:r>
-        <w:rPr>
-          <w:rFonts w:ascii="Calibri" w:hAnsi="Calibri"/>
-          <w:sz w:val="21"/>
-        </w:rPr>
-        <w:t>25,000 observations | Features (M): Age, Country, Subscription_Type, Favorite_Genre</w:t>
+        <w:t>2. Exploratory Data Analysis</w:t>
       </w:r>
     </w:p>
     <w:p>
       <w:pPr>
-        <w:pStyle w:val="ListBullet"/>
-        <w:spacing w:after="40"/>
+        <w:spacing w:after="120" w:line="300" w:lineRule="exact"/>
+        <w:ind w:firstLine="340"/>
       </w:pPr>
       <w:r>
         <w:rPr>
-          <w:rFonts w:ascii="Calibri" w:hAnsi="Calibri"/>
-          <w:b/>
-          <w:sz w:val="21"/>
+          <w:rFonts w:ascii="Times New Roman" w:hAnsi="Times New Roman"/>
+          <w:sz w:val="22"/>
         </w:rPr>
-        <w:t xml:space="preserve">Target:  </w:t>
-      </w:r>
-      <w:r>
-        <w:rPr>
-          <w:rFonts w:ascii="Calibri" w:hAnsi="Calibri"/>
-          <w:sz w:val="21"/>
-        </w:rPr>
-        <w:t>Watch_Time_Hours (continuous regression) | User_ID and Last_Login excluded</w:t>
+        <w:t>The dataset arrived in unusually clean condition. There are no missing values anywhere, and Tukey IQR fences (k = 1.5) detected zero outliers in either Age or Watch_Time_Hours. This near-perfection is itself a diagnostic clue: real user data almost always contains some measurement noise and attrition. The most likely explanation is that the data was synthetically generated, which has consequences for what any model can learn from it.</w:t>
       </w:r>
     </w:p>
     <w:p>
       <w:pPr>
-        <w:spacing w:before="200" w:after="60"/>
+        <w:spacing w:after="120" w:line="300" w:lineRule="exact"/>
+        <w:ind w:firstLine="340"/>
       </w:pPr>
       <w:r>
         <w:rPr>
-          <w:rFonts w:ascii="Calibri" w:hAnsi="Calibri"/>
-          <w:b/>
-          <w:color w:val="E50914"/>
-          <w:sz w:val="28"/>
+          <w:rFonts w:ascii="Times New Roman" w:hAnsi="Times New Roman"/>
+          <w:sz w:val="22"/>
         </w:rPr>
-        <w:t>Part 2: Exploratory Data Analysis</w:t>
-      </w:r>
-    </w:p>
-    <w:p>
-      <w:pPr>
-        <w:spacing w:before="140" w:after="60"/>
-      </w:pPr>
-      <w:r>
-        <w:rPr>
-          <w:rFonts w:ascii="Calibri" w:hAnsi="Calibri"/>
-          <w:b/>
-          <w:color w:val="E50914"/>
-          <w:sz w:val="24"/>
-        </w:rPr>
-        <w:t>2.1 Data Quality</w:t>
+        <w:t>The correlation matrix (User_ID excluded) shows Pearson r below 0.02 in absolute value for every feature-target pair. Age and Watch_Time_Hours are essentially uncorrelated. A follow-up mutual information check found no nonlinear dependencies either. The distribution of Watch_Time_Hours is spread across a wide range without severe skewness, so no target transformation was applied.</w:t>
       </w:r>
     </w:p>
     <w:tbl>
@@ -311,23 +260,22 @@
         <w:tblLook w:firstColumn="1" w:firstRow="1" w:lastColumn="0" w:lastRow="0" w:noHBand="0" w:noVBand="1" w:val="04A0"/>
       </w:tblPr>
       <w:tblGrid>
-        <w:gridCol w:w="3079"/>
-        <w:gridCol w:w="3079"/>
-        <w:gridCol w:w="3079"/>
+        <w:gridCol w:w="4561"/>
+        <w:gridCol w:w="4561"/>
       </w:tblGrid>
       <w:tr>
         <w:tc>
           <w:tcPr>
-            <w:tcW w:type="dxa" w:w="2551"/>
-            <w:shd w:fill="E50914" w:val="clear"/>
+            <w:tcW w:type="dxa" w:w="3969"/>
+            <w:shd w:fill="2C2C2C" w:val="clear"/>
           </w:tcPr>
           <w:p>
             <w:r>
               <w:rPr>
-                <w:rFonts w:ascii="Calibri" w:hAnsi="Calibri"/>
+                <w:rFonts w:ascii="Times New Roman" w:hAnsi="Times New Roman"/>
                 <w:b/>
                 <w:color w:val="FFFFFF"/>
-                <w:sz w:val="19"/>
+                <w:sz w:val="20"/>
               </w:rPr>
               <w:t>Check</w:t>
             </w:r>
@@ -335,35 +283,18 @@
         </w:tc>
         <w:tc>
           <w:tcPr>
-            <w:tcW w:type="dxa" w:w="3118"/>
-            <w:shd w:fill="E50914" w:val="clear"/>
+            <w:tcW w:type="dxa" w:w="4535"/>
+            <w:shd w:fill="2C2C2C" w:val="clear"/>
           </w:tcPr>
           <w:p>
             <w:r>
               <w:rPr>
-                <w:rFonts w:ascii="Calibri" w:hAnsi="Calibri"/>
+                <w:rFonts w:ascii="Times New Roman" w:hAnsi="Times New Roman"/>
                 <w:b/>
                 <w:color w:val="FFFFFF"/>
-                <w:sz w:val="19"/>
+                <w:sz w:val="20"/>
               </w:rPr>
-              <w:t>Result</w:t>
-            </w:r>
-          </w:p>
-        </w:tc>
-        <w:tc>
-          <w:tcPr>
-            <w:tcW w:type="dxa" w:w="2268"/>
-            <w:shd w:fill="E50914" w:val="clear"/>
-          </w:tcPr>
-          <w:p>
-            <w:r>
-              <w:rPr>
-                <w:rFonts w:ascii="Calibri" w:hAnsi="Calibri"/>
-                <w:b/>
-                <w:color w:val="FFFFFF"/>
-                <w:sz w:val="19"/>
-              </w:rPr>
-              <w:t>Action</w:t>
+              <w:t>Finding</w:t>
             </w:r>
           </w:p>
         </w:tc>
@@ -371,13 +302,13 @@
       <w:tr>
         <w:tc>
           <w:tcPr>
-            <w:tcW w:type="dxa" w:w="2551"/>
+            <w:tcW w:type="dxa" w:w="3969"/>
           </w:tcPr>
           <w:p>
             <w:r>
               <w:rPr>
-                <w:rFonts w:ascii="Calibri" w:hAnsi="Calibri"/>
-                <w:sz w:val="19"/>
+                <w:rFonts w:ascii="Times New Roman" w:hAnsi="Times New Roman"/>
+                <w:sz w:val="20"/>
               </w:rPr>
               <w:t>Missing values</w:t>
             </w:r>
@@ -385,29 +316,15 @@
         </w:tc>
         <w:tc>
           <w:tcPr>
-            <w:tcW w:type="dxa" w:w="3118"/>
+            <w:tcW w:type="dxa" w:w="4535"/>
           </w:tcPr>
           <w:p>
             <w:r>
               <w:rPr>
-                <w:rFonts w:ascii="Calibri" w:hAnsi="Calibri"/>
-                <w:sz w:val="19"/>
+                <w:rFonts w:ascii="Times New Roman" w:hAnsi="Times New Roman"/>
+                <w:sz w:val="20"/>
               </w:rPr>
               <w:t>0% across all columns</w:t>
-            </w:r>
-          </w:p>
-        </w:tc>
-        <w:tc>
-          <w:tcPr>
-            <w:tcW w:type="dxa" w:w="2268"/>
-          </w:tcPr>
-          <w:p>
-            <w:r>
-              <w:rPr>
-                <w:rFonts w:ascii="Calibri" w:hAnsi="Calibri"/>
-                <w:sz w:val="19"/>
-              </w:rPr>
-              <w:t>None required</w:t>
             </w:r>
           </w:p>
         </w:tc>
@@ -415,46 +332,31 @@
       <w:tr>
         <w:tc>
           <w:tcPr>
-            <w:tcW w:type="dxa" w:w="2551"/>
-            <w:shd w:fill="F5F5F5" w:val="clear"/>
+            <w:tcW w:type="dxa" w:w="3969"/>
+            <w:shd w:fill="F0F0F0" w:val="clear"/>
           </w:tcPr>
           <w:p>
             <w:r>
               <w:rPr>
-                <w:rFonts w:ascii="Calibri" w:hAnsi="Calibri"/>
-                <w:sz w:val="19"/>
+                <w:rFonts w:ascii="Times New Roman" w:hAnsi="Times New Roman"/>
+                <w:sz w:val="20"/>
               </w:rPr>
-              <w:t>Outliers (Tukey IQR, k=1.5)</w:t>
+              <w:t>Outliers (Tukey IQR, k = 1.5)</w:t>
             </w:r>
           </w:p>
         </w:tc>
         <w:tc>
           <w:tcPr>
-            <w:tcW w:type="dxa" w:w="3118"/>
-            <w:shd w:fill="F5F5F5" w:val="clear"/>
+            <w:tcW w:type="dxa" w:w="4535"/>
+            <w:shd w:fill="F0F0F0" w:val="clear"/>
           </w:tcPr>
           <w:p>
             <w:r>
               <w:rPr>
-                <w:rFonts w:ascii="Calibri" w:hAnsi="Calibri"/>
-                <w:sz w:val="19"/>
+                <w:rFonts w:ascii="Times New Roman" w:hAnsi="Times New Roman"/>
+                <w:sz w:val="20"/>
               </w:rPr>
               <w:t>0 in Age; 0 in Watch_Time_Hours</w:t>
-            </w:r>
-          </w:p>
-        </w:tc>
-        <w:tc>
-          <w:tcPr>
-            <w:tcW w:type="dxa" w:w="2268"/>
-            <w:shd w:fill="F5F5F5" w:val="clear"/>
-          </w:tcPr>
-          <w:p>
-            <w:r>
-              <w:rPr>
-                <w:rFonts w:ascii="Calibri" w:hAnsi="Calibri"/>
-                <w:sz w:val="19"/>
-              </w:rPr>
-              <w:t>Keep all observations</w:t>
             </w:r>
           </w:p>
         </w:tc>
@@ -462,13 +364,75 @@
       <w:tr>
         <w:tc>
           <w:tcPr>
-            <w:tcW w:type="dxa" w:w="2551"/>
+            <w:tcW w:type="dxa" w:w="3969"/>
           </w:tcPr>
           <w:p>
             <w:r>
               <w:rPr>
-                <w:rFonts w:ascii="Calibri" w:hAnsi="Calibri"/>
-                <w:sz w:val="19"/>
+                <w:rFonts w:ascii="Times New Roman" w:hAnsi="Times New Roman"/>
+                <w:sz w:val="20"/>
+              </w:rPr>
+              <w:t>Max |Pearson r| with target</w:t>
+            </w:r>
+          </w:p>
+        </w:tc>
+        <w:tc>
+          <w:tcPr>
+            <w:tcW w:type="dxa" w:w="4535"/>
+          </w:tcPr>
+          <w:p>
+            <w:r>
+              <w:rPr>
+                <w:rFonts w:ascii="Times New Roman" w:hAnsi="Times New Roman"/>
+                <w:sz w:val="20"/>
+              </w:rPr>
+              <w:t>&lt; 0.02 for all features</w:t>
+            </w:r>
+          </w:p>
+        </w:tc>
+      </w:tr>
+      <w:tr>
+        <w:tc>
+          <w:tcPr>
+            <w:tcW w:type="dxa" w:w="3969"/>
+            <w:shd w:fill="F0F0F0" w:val="clear"/>
+          </w:tcPr>
+          <w:p>
+            <w:r>
+              <w:rPr>
+                <w:rFonts w:ascii="Times New Roman" w:hAnsi="Times New Roman"/>
+                <w:sz w:val="20"/>
+              </w:rPr>
+              <w:t>Mutual information (nonlinear)</w:t>
+            </w:r>
+          </w:p>
+        </w:tc>
+        <w:tc>
+          <w:tcPr>
+            <w:tcW w:type="dxa" w:w="4535"/>
+            <w:shd w:fill="F0F0F0" w:val="clear"/>
+          </w:tcPr>
+          <w:p>
+            <w:r>
+              <w:rPr>
+                <w:rFonts w:ascii="Times New Roman" w:hAnsi="Times New Roman"/>
+                <w:sz w:val="20"/>
+              </w:rPr>
+              <w:t>Near zero for all features</w:t>
+            </w:r>
+          </w:p>
+        </w:tc>
+      </w:tr>
+      <w:tr>
+        <w:tc>
+          <w:tcPr>
+            <w:tcW w:type="dxa" w:w="3969"/>
+          </w:tcPr>
+          <w:p>
+            <w:r>
+              <w:rPr>
+                <w:rFonts w:ascii="Times New Roman" w:hAnsi="Times New Roman"/>
+                <w:sz w:val="20"/>
               </w:rPr>
               <w:t>Target distribution</w:t>
             </w:r>
@@ -476,76 +440,15 @@
         </w:tc>
         <w:tc>
           <w:tcPr>
-            <w:tcW w:type="dxa" w:w="3118"/>
+            <w:tcW w:type="dxa" w:w="4535"/>
           </w:tcPr>
           <w:p>
             <w:r>
               <w:rPr>
-                <w:rFonts w:ascii="Calibri" w:hAnsi="Calibri"/>
-                <w:sz w:val="19"/>
+                <w:rFonts w:ascii="Times New Roman" w:hAnsi="Times New Roman"/>
+                <w:sz w:val="20"/>
               </w:rPr>
-              <w:t>Continuous, wide range, no extreme skew</w:t>
-            </w:r>
-          </w:p>
-        </w:tc>
-        <w:tc>
-          <w:tcPr>
-            <w:tcW w:type="dxa" w:w="2268"/>
-          </w:tcPr>
-          <w:p>
-            <w:r>
-              <w:rPr>
-                <w:rFonts w:ascii="Calibri" w:hAnsi="Calibri"/>
-                <w:sz w:val="19"/>
-              </w:rPr>
-              <w:t>No transformation needed</w:t>
-            </w:r>
-          </w:p>
-        </w:tc>
-      </w:tr>
-      <w:tr>
-        <w:tc>
-          <w:tcPr>
-            <w:tcW w:type="dxa" w:w="2551"/>
-            <w:shd w:fill="F5F5F5" w:val="clear"/>
-          </w:tcPr>
-          <w:p>
-            <w:r>
-              <w:rPr>
-                <w:rFonts w:ascii="Calibri" w:hAnsi="Calibri"/>
-                <w:sz w:val="19"/>
-              </w:rPr>
-              <w:t>Data origin</w:t>
-            </w:r>
-          </w:p>
-        </w:tc>
-        <w:tc>
-          <w:tcPr>
-            <w:tcW w:type="dxa" w:w="3118"/>
-            <w:shd w:fill="F5F5F5" w:val="clear"/>
-          </w:tcPr>
-          <w:p>
-            <w:r>
-              <w:rPr>
-                <w:rFonts w:ascii="Calibri" w:hAnsi="Calibri"/>
-                <w:sz w:val="19"/>
-              </w:rPr>
-              <w:t>Synthetic (Kaggle)</w:t>
-            </w:r>
-          </w:p>
-        </w:tc>
-        <w:tc>
-          <w:tcPr>
-            <w:tcW w:type="dxa" w:w="2268"/>
-            <w:shd w:fill="F5F5F5" w:val="clear"/>
-          </w:tcPr>
-          <w:p>
-            <w:r>
-              <w:rPr>
-                <w:rFonts w:ascii="Calibri" w:hAnsi="Calibri"/>
-                <w:sz w:val="19"/>
-              </w:rPr>
-              <w:t>Limits real-world generalizability</w:t>
+              <w:t>Wide range, no extreme skew</w:t>
             </w:r>
           </w:p>
         </w:tc>
@@ -558,28 +461,15 @@
     </w:p>
     <w:p>
       <w:pPr>
-        <w:spacing w:before="140" w:after="60"/>
+        <w:spacing w:after="120" w:line="300" w:lineRule="exact"/>
+        <w:ind w:firstLine="340"/>
       </w:pPr>
       <w:r>
         <w:rPr>
-          <w:rFonts w:ascii="Calibri" w:hAnsi="Calibri"/>
-          <w:b/>
-          <w:color w:val="E50914"/>
-          <w:sz w:val="24"/>
+          <w:rFonts w:ascii="Times New Roman" w:hAnsi="Times New Roman"/>
+          <w:sz w:val="22"/>
         </w:rPr>
-        <w:t>2.2 Key EDA Findings</w:t>
-      </w:r>
-    </w:p>
-    <w:p>
-      <w:pPr>
-        <w:spacing w:after="80" w:line="280" w:lineRule="exact"/>
-      </w:pPr>
-      <w:r>
-        <w:rPr>
-          <w:rFonts w:ascii="Calibri" w:hAnsi="Calibri"/>
-          <w:sz w:val="21"/>
-        </w:rPr>
-        <w:t>The Pearson correlation matrix (User_ID excluded) shows near-zero correlations between all features and Watch_Time_Hours (|r| &lt; 0.02). No strong inter-feature correlations were detected (multicollinearity not a concern). A mutual information check confirmed no nonlinear signal either. The dataset is synthetically generated, which explains why the target variable appears statistically independent of all available features.</w:t>
+        <w:t>The takeaway is uncomfortable but clear: the features in this dataset do not appear to carry information about watch time. This does not mean the problem is uninteresting; it means the right features (session logs, clickstream, time-of-day patterns) were not included in this particular extract.</w:t>
       </w:r>
     </w:p>
     <w:p>
@@ -589,42 +479,80 @@
     </w:p>
     <w:p>
       <w:pPr>
-        <w:spacing w:before="200" w:after="60"/>
+        <w:spacing w:before="240" w:after="80"/>
       </w:pPr>
       <w:r>
         <w:rPr>
-          <w:rFonts w:ascii="Calibri" w:hAnsi="Calibri"/>
+          <w:rFonts w:ascii="Times New Roman" w:hAnsi="Times New Roman"/>
           <w:b/>
-          <w:color w:val="E50914"/>
           <w:sz w:val="28"/>
         </w:rPr>
-        <w:t>Part 3: Modeling</w:t>
+        <w:t>3. Modeling</w:t>
       </w:r>
     </w:p>
     <w:p>
       <w:pPr>
-        <w:spacing w:after="80" w:line="280" w:lineRule="exact"/>
+        <w:spacing w:after="120" w:line="300" w:lineRule="exact"/>
+        <w:ind w:firstLine="340"/>
       </w:pPr>
       <w:r>
         <w:rPr>
-          <w:rFonts w:ascii="Calibri" w:hAnsi="Calibri"/>
-          <w:sz w:val="21"/>
+          <w:rFonts w:ascii="Times New Roman" w:hAnsi="Times New Roman"/>
+          <w:sz w:val="22"/>
         </w:rPr>
-        <w:t>Train/test split: 80% train (20,000) / 20% test (5,000), random_state=42. Categorical features one-hot encoded with drop_first=True. Evaluation: RMSE, MAE, R², and 5-fold cross-validation R².</w:t>
+        <w:t>The data was split 80/20 into training (20,000 rows) and test (5,000 rows) sets with a fixed seed (random_state = 42). Categorical features were one-hot encoded with drop_first = True to avoid perfect multicollinearity in the linear model. Two models were trained and compared using RMSE, MAE, R-squared, and 5-fold cross-validation.</w:t>
       </w:r>
     </w:p>
     <w:p>
       <w:pPr>
-        <w:spacing w:before="140" w:after="60"/>
+        <w:spacing w:before="160" w:after="80"/>
       </w:pPr>
       <w:r>
         <w:rPr>
-          <w:rFonts w:ascii="Calibri" w:hAnsi="Calibri"/>
+          <w:rFonts w:ascii="Times New Roman" w:hAnsi="Times New Roman"/>
           <w:b/>
-          <w:color w:val="E50914"/>
           <w:sz w:val="24"/>
         </w:rPr>
-        <w:t>3.1 Model 1: Linear Regression (Baseline)</w:t>
+        <w:t>3.1 Model 1: Linear Regression</w:t>
+      </w:r>
+    </w:p>
+    <w:p>
+      <w:pPr>
+        <w:spacing w:after="120" w:line="300" w:lineRule="exact"/>
+        <w:ind w:firstLine="340"/>
+      </w:pPr>
+      <w:r>
+        <w:rPr>
+          <w:rFonts w:ascii="Times New Roman" w:hAnsi="Times New Roman"/>
+          <w:sz w:val="22"/>
+        </w:rPr>
+        <w:t>Linear regression was chosen as the baseline because it is the natural starting point for a continuous target and makes the absence of linear signal easy to diagnose. The model converged without issue, but its predictions are almost indistinguishable from the training mean for every observation. Test R-squared is 0.000, meaning the model explains none of the variance in watch time. RMSE on the test set is roughly 285 hours, which is the same as predicting the mean for every user.</w:t>
+      </w:r>
+    </w:p>
+    <w:p>
+      <w:pPr>
+        <w:spacing w:before="160" w:after="80"/>
+      </w:pPr>
+      <w:r>
+        <w:rPr>
+          <w:rFonts w:ascii="Times New Roman" w:hAnsi="Times New Roman"/>
+          <w:b/>
+          <w:sz w:val="24"/>
+        </w:rPr>
+        <w:t>3.2 Model 2: Random Forest</w:t>
+      </w:r>
+    </w:p>
+    <w:p>
+      <w:pPr>
+        <w:spacing w:after="120" w:line="300" w:lineRule="exact"/>
+        <w:ind w:firstLine="340"/>
+      </w:pPr>
+      <w:r>
+        <w:rPr>
+          <w:rFonts w:ascii="Times New Roman" w:hAnsi="Times New Roman"/>
+          <w:sz w:val="22"/>
+        </w:rPr>
+        <w:t>A Random Forest (50 trees, max_depth = 8) was trained to check whether any nonlinear signal exists that the linear model would miss. On the training set, R-squared reaches approximately 0.87, which looks promising. On the test set it drops to -0.005, and the 5-fold cross-validation mean is about -0.01. This is a textbook overfitting pattern: the model memorizes training rows but has no generalizable rule to apply to new users. The gap between training and CV performance is the evidence.</w:t>
       </w:r>
     </w:p>
     <w:tbl>
@@ -634,59 +562,77 @@
         <w:tblLook w:firstColumn="1" w:firstRow="1" w:lastColumn="0" w:lastRow="0" w:noHBand="0" w:noVBand="1" w:val="04A0"/>
       </w:tblPr>
       <w:tblGrid>
-        <w:gridCol w:w="3079"/>
-        <w:gridCol w:w="3079"/>
-        <w:gridCol w:w="3079"/>
+        <w:gridCol w:w="2280"/>
+        <w:gridCol w:w="2280"/>
+        <w:gridCol w:w="2280"/>
+        <w:gridCol w:w="2280"/>
       </w:tblGrid>
       <w:tr>
         <w:tc>
           <w:tcPr>
-            <w:tcW w:type="dxa" w:w="2268"/>
-            <w:shd w:fill="E50914" w:val="clear"/>
+            <w:tcW w:type="dxa" w:w="3118"/>
+            <w:shd w:fill="2C2C2C" w:val="clear"/>
           </w:tcPr>
           <w:p>
             <w:r>
               <w:rPr>
-                <w:rFonts w:ascii="Calibri" w:hAnsi="Calibri"/>
+                <w:rFonts w:ascii="Times New Roman" w:hAnsi="Times New Roman"/>
                 <w:b/>
                 <w:color w:val="FFFFFF"/>
-                <w:sz w:val="19"/>
+                <w:sz w:val="20"/>
               </w:rPr>
-              <w:t>Metric</w:t>
+              <w:t>Model</w:t>
             </w:r>
           </w:p>
         </w:tc>
         <w:tc>
           <w:tcPr>
-            <w:tcW w:type="dxa" w:w="2268"/>
-            <w:shd w:fill="E50914" w:val="clear"/>
+            <w:tcW w:type="dxa" w:w="1701"/>
+            <w:shd w:fill="2C2C2C" w:val="clear"/>
           </w:tcPr>
           <w:p>
             <w:r>
               <w:rPr>
-                <w:rFonts w:ascii="Calibri" w:hAnsi="Calibri"/>
+                <w:rFonts w:ascii="Times New Roman" w:hAnsi="Times New Roman"/>
                 <w:b/>
                 <w:color w:val="FFFFFF"/>
-                <w:sz w:val="19"/>
+                <w:sz w:val="20"/>
               </w:rPr>
-              <w:t>Test</w:t>
+              <w:t>Test RMSE</w:t>
             </w:r>
           </w:p>
         </w:tc>
         <w:tc>
           <w:tcPr>
-            <w:tcW w:type="dxa" w:w="3402"/>
-            <w:shd w:fill="E50914" w:val="clear"/>
+            <w:tcW w:type="dxa" w:w="1701"/>
+            <w:shd w:fill="2C2C2C" w:val="clear"/>
           </w:tcPr>
           <w:p>
             <w:r>
               <w:rPr>
-                <w:rFonts w:ascii="Calibri" w:hAnsi="Calibri"/>
+                <w:rFonts w:ascii="Times New Roman" w:hAnsi="Times New Roman"/>
                 <w:b/>
                 <w:color w:val="FFFFFF"/>
-                <w:sz w:val="19"/>
+                <w:sz w:val="20"/>
               </w:rPr>
-              <w:t>CV 5-fold (mean ± std)</w:t>
+              <w:t>Test R2</w:t>
+            </w:r>
+          </w:p>
+        </w:tc>
+        <w:tc>
+          <w:tcPr>
+            <w:tcW w:type="dxa" w:w="2835"/>
+            <w:shd w:fill="2C2C2C" w:val="clear"/>
+          </w:tcPr>
+          <w:p>
+            <w:r>
+              <w:rPr>
+                <w:rFonts w:ascii="Times New Roman" w:hAnsi="Times New Roman"/>
+                <w:b/>
+                <w:color w:val="FFFFFF"/>
+                <w:sz w:val="20"/>
+              </w:rPr>
+              <w:t>CV R2 (mean +/- std)</w:t>
             </w:r>
           </w:p>
         </w:tc>
@@ -694,43 +640,57 @@
       <w:tr>
         <w:tc>
           <w:tcPr>
-            <w:tcW w:type="dxa" w:w="2268"/>
+            <w:tcW w:type="dxa" w:w="3118"/>
           </w:tcPr>
           <w:p>
             <w:r>
               <w:rPr>
-                <w:rFonts w:ascii="Calibri" w:hAnsi="Calibri"/>
-                <w:sz w:val="19"/>
+                <w:rFonts w:ascii="Times New Roman" w:hAnsi="Times New Roman"/>
+                <w:sz w:val="20"/>
               </w:rPr>
-              <w:t>RMSE</w:t>
+              <w:t>Linear Regression</w:t>
             </w:r>
           </w:p>
         </w:tc>
         <w:tc>
           <w:tcPr>
-            <w:tcW w:type="dxa" w:w="2268"/>
+            <w:tcW w:type="dxa" w:w="1701"/>
           </w:tcPr>
           <w:p>
             <w:r>
               <w:rPr>
-                <w:rFonts w:ascii="Calibri" w:hAnsi="Calibri"/>
-                <w:sz w:val="19"/>
+                <w:rFonts w:ascii="Times New Roman" w:hAnsi="Times New Roman"/>
+                <w:sz w:val="20"/>
               </w:rPr>
-              <w:t>≈ 285</w:t>
+              <w:t>285.4</w:t>
             </w:r>
           </w:p>
         </w:tc>
         <w:tc>
           <w:tcPr>
-            <w:tcW w:type="dxa" w:w="3402"/>
+            <w:tcW w:type="dxa" w:w="1701"/>
           </w:tcPr>
           <w:p>
             <w:r>
               <w:rPr>
-                <w:rFonts w:ascii="Calibri" w:hAnsi="Calibri"/>
-                <w:sz w:val="19"/>
+                <w:rFonts w:ascii="Times New Roman" w:hAnsi="Times New Roman"/>
+                <w:sz w:val="20"/>
               </w:rPr>
-              <w:t>N/A</w:t>
+              <w:t>0.000</w:t>
+            </w:r>
+          </w:p>
+        </w:tc>
+        <w:tc>
+          <w:tcPr>
+            <w:tcW w:type="dxa" w:w="2835"/>
+          </w:tcPr>
+          <w:p>
+            <w:r>
+              <w:rPr>
+                <w:rFonts w:ascii="Times New Roman" w:hAnsi="Times New Roman"/>
+                <w:sz w:val="20"/>
+              </w:rPr>
+              <w:t>0.000 +/- 0.000</w:t>
             </w:r>
           </w:p>
         </w:tc>
@@ -738,90 +698,61 @@
       <w:tr>
         <w:tc>
           <w:tcPr>
-            <w:tcW w:type="dxa" w:w="2268"/>
-            <w:shd w:fill="F5F5F5" w:val="clear"/>
+            <w:tcW w:type="dxa" w:w="3118"/>
+            <w:shd w:fill="F0F0F0" w:val="clear"/>
           </w:tcPr>
           <w:p>
             <w:r>
               <w:rPr>
-                <w:rFonts w:ascii="Calibri" w:hAnsi="Calibri"/>
-                <w:sz w:val="19"/>
+                <w:rFonts w:ascii="Times New Roman" w:hAnsi="Times New Roman"/>
+                <w:sz w:val="20"/>
               </w:rPr>
-              <w:t>MAE</w:t>
+              <w:t>Random Forest (50 trees)</w:t>
             </w:r>
           </w:p>
         </w:tc>
         <w:tc>
           <w:tcPr>
-            <w:tcW w:type="dxa" w:w="2268"/>
-            <w:shd w:fill="F5F5F5" w:val="clear"/>
+            <w:tcW w:type="dxa" w:w="1701"/>
+            <w:shd w:fill="F0F0F0" w:val="clear"/>
           </w:tcPr>
           <w:p>
             <w:r>
               <w:rPr>
-                <w:rFonts w:ascii="Calibri" w:hAnsi="Calibri"/>
-                <w:sz w:val="19"/>
+                <w:rFonts w:ascii="Times New Roman" w:hAnsi="Times New Roman"/>
+                <w:sz w:val="20"/>
               </w:rPr>
-              <w:t>≈ 245</w:t>
+              <w:t>285.7</w:t>
             </w:r>
           </w:p>
         </w:tc>
         <w:tc>
           <w:tcPr>
-            <w:tcW w:type="dxa" w:w="3402"/>
-            <w:shd w:fill="F5F5F5" w:val="clear"/>
+            <w:tcW w:type="dxa" w:w="1701"/>
+            <w:shd w:fill="F0F0F0" w:val="clear"/>
           </w:tcPr>
           <w:p>
             <w:r>
               <w:rPr>
-                <w:rFonts w:ascii="Calibri" w:hAnsi="Calibri"/>
-                <w:sz w:val="19"/>
+                <w:rFonts w:ascii="Times New Roman" w:hAnsi="Times New Roman"/>
+                <w:sz w:val="20"/>
               </w:rPr>
-              <w:t>N/A</w:t>
-            </w:r>
-          </w:p>
-        </w:tc>
-      </w:tr>
-      <w:tr>
-        <w:tc>
-          <w:tcPr>
-            <w:tcW w:type="dxa" w:w="2268"/>
-          </w:tcPr>
-          <w:p>
-            <w:r>
-              <w:rPr>
-                <w:rFonts w:ascii="Calibri" w:hAnsi="Calibri"/>
-                <w:sz w:val="19"/>
-              </w:rPr>
-              <w:t>R²</w:t>
+              <w:t>-0.005</w:t>
             </w:r>
           </w:p>
         </w:tc>
         <w:tc>
           <w:tcPr>
-            <w:tcW w:type="dxa" w:w="2268"/>
+            <w:tcW w:type="dxa" w:w="2835"/>
+            <w:shd w:fill="F0F0F0" w:val="clear"/>
           </w:tcPr>
           <w:p>
             <w:r>
               <w:rPr>
-                <w:rFonts w:ascii="Calibri" w:hAnsi="Calibri"/>
-                <w:sz w:val="19"/>
+                <w:rFonts w:ascii="Times New Roman" w:hAnsi="Times New Roman"/>
+                <w:sz w:val="20"/>
               </w:rPr>
-              <w:t>≈ 0.000</w:t>
-            </w:r>
-          </w:p>
-        </w:tc>
-        <w:tc>
-          <w:tcPr>
-            <w:tcW w:type="dxa" w:w="3402"/>
-          </w:tcPr>
-          <w:p>
-            <w:r>
-              <w:rPr>
-                <w:rFonts w:ascii="Calibri" w:hAnsi="Calibri"/>
-                <w:sz w:val="19"/>
-              </w:rPr>
-              <w:t>0.000 ± 0.000</w:t>
+              <w:t>-0.01 +/- 0.01</w:t>
             </w:r>
           </w:p>
         </w:tc>
@@ -834,792 +765,41 @@
     </w:p>
     <w:p>
       <w:pPr>
-        <w:spacing w:after="80" w:line="280" w:lineRule="exact"/>
+        <w:spacing w:after="120" w:line="300" w:lineRule="exact"/>
+        <w:ind w:firstLine="340"/>
       </w:pPr>
       <w:r>
         <w:rPr>
-          <w:rFonts w:ascii="Calibri" w:hAnsi="Calibri"/>
-          <w:sz w:val="21"/>
+          <w:rFonts w:ascii="Times New Roman" w:hAnsi="Times New Roman"/>
+          <w:sz w:val="22"/>
         </w:rPr>
-        <w:t>The model predicts near the training mean for all observations. R² ≈ 0 confirms no linear signal exists in the feature set.</w:t>
+        <w:t>Both models perform equivalently on unseen data. The Random Forest does not improve on the baseline by any meaningful margin, confirming that the problem is in the data rather than the choice of algorithm.</w:t>
       </w:r>
     </w:p>
     <w:p>
       <w:pPr>
-        <w:spacing w:before="140" w:after="60"/>
+        <w:spacing w:before="160" w:after="80"/>
       </w:pPr>
       <w:r>
         <w:rPr>
-          <w:rFonts w:ascii="Calibri" w:hAnsi="Calibri"/>
+          <w:rFonts w:ascii="Times New Roman" w:hAnsi="Times New Roman"/>
           <w:b/>
-          <w:color w:val="E50914"/>
           <w:sz w:val="24"/>
         </w:rPr>
-        <w:t>3.2 Model 2: Random Forest Regressor (50 trees, max_depth=8)</w:t>
-      </w:r>
-    </w:p>
-    <w:tbl>
-      <w:tblPr>
-        <w:tblStyle w:val="TableGrid"/>
-        <w:tblW w:type="auto" w:w="0"/>
-        <w:tblLook w:firstColumn="1" w:firstRow="1" w:lastColumn="0" w:lastRow="0" w:noHBand="0" w:noVBand="1" w:val="04A0"/>
-      </w:tblPr>
-      <w:tblGrid>
-        <w:gridCol w:w="2309"/>
-        <w:gridCol w:w="2309"/>
-        <w:gridCol w:w="2309"/>
-        <w:gridCol w:w="2309"/>
-      </w:tblGrid>
-      <w:tr>
-        <w:tc>
-          <w:tcPr>
-            <w:tcW w:type="dxa" w:w="2268"/>
-            <w:shd w:fill="E50914" w:val="clear"/>
-          </w:tcPr>
-          <w:p>
-            <w:r>
-              <w:rPr>
-                <w:rFonts w:ascii="Calibri" w:hAnsi="Calibri"/>
-                <w:b/>
-                <w:color w:val="FFFFFF"/>
-                <w:sz w:val="19"/>
-              </w:rPr>
-              <w:t>Metric</w:t>
-            </w:r>
-          </w:p>
-        </w:tc>
-        <w:tc>
-          <w:tcPr>
-            <w:tcW w:type="dxa" w:w="1984"/>
-            <w:shd w:fill="E50914" w:val="clear"/>
-          </w:tcPr>
-          <w:p>
-            <w:r>
-              <w:rPr>
-                <w:rFonts w:ascii="Calibri" w:hAnsi="Calibri"/>
-                <w:b/>
-                <w:color w:val="FFFFFF"/>
-                <w:sz w:val="19"/>
-              </w:rPr>
-              <w:t>Train (approx.)</w:t>
-            </w:r>
-          </w:p>
-        </w:tc>
-        <w:tc>
-          <w:tcPr>
-            <w:tcW w:type="dxa" w:w="1984"/>
-            <w:shd w:fill="E50914" w:val="clear"/>
-          </w:tcPr>
-          <w:p>
-            <w:r>
-              <w:rPr>
-                <w:rFonts w:ascii="Calibri" w:hAnsi="Calibri"/>
-                <w:b/>
-                <w:color w:val="FFFFFF"/>
-                <w:sz w:val="19"/>
-              </w:rPr>
-              <w:t>Test</w:t>
-            </w:r>
-          </w:p>
-        </w:tc>
-        <w:tc>
-          <w:tcPr>
-            <w:tcW w:type="dxa" w:w="2835"/>
-            <w:shd w:fill="E50914" w:val="clear"/>
-          </w:tcPr>
-          <w:p>
-            <w:r>
-              <w:rPr>
-                <w:rFonts w:ascii="Calibri" w:hAnsi="Calibri"/>
-                <w:b/>
-                <w:color w:val="FFFFFF"/>
-                <w:sz w:val="19"/>
-              </w:rPr>
-              <w:t>CV 5-fold (mean ± std)</w:t>
-            </w:r>
-          </w:p>
-        </w:tc>
-      </w:tr>
-      <w:tr>
-        <w:tc>
-          <w:tcPr>
-            <w:tcW w:type="dxa" w:w="2268"/>
-          </w:tcPr>
-          <w:p>
-            <w:r>
-              <w:rPr>
-                <w:rFonts w:ascii="Calibri" w:hAnsi="Calibri"/>
-                <w:sz w:val="19"/>
-              </w:rPr>
-              <w:t>RMSE</w:t>
-            </w:r>
-          </w:p>
-        </w:tc>
-        <w:tc>
-          <w:tcPr>
-            <w:tcW w:type="dxa" w:w="1984"/>
-          </w:tcPr>
-          <w:p>
-            <w:r>
-              <w:rPr>
-                <w:rFonts w:ascii="Calibri" w:hAnsi="Calibri"/>
-                <w:sz w:val="19"/>
-              </w:rPr>
-              <w:t>≈ 90</w:t>
-            </w:r>
-          </w:p>
-        </w:tc>
-        <w:tc>
-          <w:tcPr>
-            <w:tcW w:type="dxa" w:w="1984"/>
-          </w:tcPr>
-          <w:p>
-            <w:r>
-              <w:rPr>
-                <w:rFonts w:ascii="Calibri" w:hAnsi="Calibri"/>
-                <w:sz w:val="19"/>
-              </w:rPr>
-              <w:t>≈ 285.7</w:t>
-            </w:r>
-          </w:p>
-        </w:tc>
-        <w:tc>
-          <w:tcPr>
-            <w:tcW w:type="dxa" w:w="2835"/>
-          </w:tcPr>
-          <w:p>
-            <w:r>
-              <w:rPr>
-                <w:rFonts w:ascii="Calibri" w:hAnsi="Calibri"/>
-                <w:sz w:val="19"/>
-              </w:rPr>
-              <w:t>N/A</w:t>
-            </w:r>
-          </w:p>
-        </w:tc>
-      </w:tr>
-      <w:tr>
-        <w:tc>
-          <w:tcPr>
-            <w:tcW w:type="dxa" w:w="2268"/>
-            <w:shd w:fill="F5F5F5" w:val="clear"/>
-          </w:tcPr>
-          <w:p>
-            <w:r>
-              <w:rPr>
-                <w:rFonts w:ascii="Calibri" w:hAnsi="Calibri"/>
-                <w:sz w:val="19"/>
-              </w:rPr>
-              <w:t>MAE</w:t>
-            </w:r>
-          </w:p>
-        </w:tc>
-        <w:tc>
-          <w:tcPr>
-            <w:tcW w:type="dxa" w:w="1984"/>
-            <w:shd w:fill="F5F5F5" w:val="clear"/>
-          </w:tcPr>
-          <w:p>
-            <w:r>
-              <w:rPr>
-                <w:rFonts w:ascii="Calibri" w:hAnsi="Calibri"/>
-                <w:sz w:val="19"/>
-              </w:rPr>
-              <w:t>≈ 70</w:t>
-            </w:r>
-          </w:p>
-        </w:tc>
-        <w:tc>
-          <w:tcPr>
-            <w:tcW w:type="dxa" w:w="1984"/>
-            <w:shd w:fill="F5F5F5" w:val="clear"/>
-          </w:tcPr>
-          <w:p>
-            <w:r>
-              <w:rPr>
-                <w:rFonts w:ascii="Calibri" w:hAnsi="Calibri"/>
-                <w:sz w:val="19"/>
-              </w:rPr>
-              <w:t>≈ 245</w:t>
-            </w:r>
-          </w:p>
-        </w:tc>
-        <w:tc>
-          <w:tcPr>
-            <w:tcW w:type="dxa" w:w="2835"/>
-            <w:shd w:fill="F5F5F5" w:val="clear"/>
-          </w:tcPr>
-          <w:p>
-            <w:r>
-              <w:rPr>
-                <w:rFonts w:ascii="Calibri" w:hAnsi="Calibri"/>
-                <w:sz w:val="19"/>
-              </w:rPr>
-              <w:t>N/A</w:t>
-            </w:r>
-          </w:p>
-        </w:tc>
-      </w:tr>
-      <w:tr>
-        <w:tc>
-          <w:tcPr>
-            <w:tcW w:type="dxa" w:w="2268"/>
-          </w:tcPr>
-          <w:p>
-            <w:r>
-              <w:rPr>
-                <w:rFonts w:ascii="Calibri" w:hAnsi="Calibri"/>
-                <w:sz w:val="19"/>
-              </w:rPr>
-              <w:t>R²</w:t>
-            </w:r>
-          </w:p>
-        </w:tc>
-        <w:tc>
-          <w:tcPr>
-            <w:tcW w:type="dxa" w:w="1984"/>
-          </w:tcPr>
-          <w:p>
-            <w:r>
-              <w:rPr>
-                <w:rFonts w:ascii="Calibri" w:hAnsi="Calibri"/>
-                <w:sz w:val="19"/>
-              </w:rPr>
-              <w:t>≈ 0.87</w:t>
-            </w:r>
-          </w:p>
-        </w:tc>
-        <w:tc>
-          <w:tcPr>
-            <w:tcW w:type="dxa" w:w="1984"/>
-          </w:tcPr>
-          <w:p>
-            <w:r>
-              <w:rPr>
-                <w:rFonts w:ascii="Calibri" w:hAnsi="Calibri"/>
-                <w:sz w:val="19"/>
-              </w:rPr>
-              <w:t>−0.005</w:t>
-            </w:r>
-          </w:p>
-        </w:tc>
-        <w:tc>
-          <w:tcPr>
-            <w:tcW w:type="dxa" w:w="2835"/>
-          </w:tcPr>
-          <w:p>
-            <w:r>
-              <w:rPr>
-                <w:rFonts w:ascii="Calibri" w:hAnsi="Calibri"/>
-                <w:sz w:val="19"/>
-              </w:rPr>
-              <w:t>−0.01 ± 0.01</w:t>
-            </w:r>
-          </w:p>
-        </w:tc>
-      </w:tr>
-    </w:tbl>
-    <w:p>
-      <w:pPr>
-        <w:spacing w:after="40"/>
-      </w:pPr>
-    </w:p>
-    <w:p>
-      <w:pPr>
-        <w:spacing w:after="80" w:line="280" w:lineRule="exact"/>
-      </w:pPr>
-      <w:r>
-        <w:rPr>
-          <w:rFonts w:ascii="Calibri" w:hAnsi="Calibri"/>
-          <w:sz w:val="21"/>
-        </w:rPr>
-        <w:t>The large gap between training R² (≈87%) and CV R² (≈0%) is a textbook overfitting pattern — the Random Forest memorizes training samples but fails to generalize, confirming the absence of learnable signal in this dataset.</w:t>
+        <w:t>3.3 Feature Importance</w:t>
       </w:r>
     </w:p>
     <w:p>
       <w:pPr>
-        <w:spacing w:before="140" w:after="60"/>
+        <w:spacing w:after="120" w:line="300" w:lineRule="exact"/>
+        <w:ind w:firstLine="340"/>
       </w:pPr>
       <w:r>
         <w:rPr>
-          <w:rFonts w:ascii="Calibri" w:hAnsi="Calibri"/>
-          <w:b/>
-          <w:color w:val="E50914"/>
-          <w:sz w:val="24"/>
+          <w:rFonts w:ascii="Times New Roman" w:hAnsi="Times New Roman"/>
+          <w:sz w:val="22"/>
         </w:rPr>
-        <w:t>3.3 Model Comparison</w:t>
-      </w:r>
-    </w:p>
-    <w:tbl>
-      <w:tblPr>
-        <w:tblStyle w:val="TableGrid"/>
-        <w:tblW w:type="auto" w:w="0"/>
-        <w:tblLook w:firstColumn="1" w:firstRow="1" w:lastColumn="0" w:lastRow="0" w:noHBand="0" w:noVBand="1" w:val="04A0"/>
-      </w:tblPr>
-      <w:tblGrid>
-        <w:gridCol w:w="2309"/>
-        <w:gridCol w:w="2309"/>
-        <w:gridCol w:w="2309"/>
-        <w:gridCol w:w="2309"/>
-      </w:tblGrid>
-      <w:tr>
-        <w:tc>
-          <w:tcPr>
-            <w:tcW w:type="dxa" w:w="2835"/>
-            <w:shd w:fill="E50914" w:val="clear"/>
-          </w:tcPr>
-          <w:p>
-            <w:r>
-              <w:rPr>
-                <w:rFonts w:ascii="Calibri" w:hAnsi="Calibri"/>
-                <w:b/>
-                <w:color w:val="FFFFFF"/>
-                <w:sz w:val="19"/>
-              </w:rPr>
-              <w:t>Model</w:t>
-            </w:r>
-          </w:p>
-        </w:tc>
-        <w:tc>
-          <w:tcPr>
-            <w:tcW w:type="dxa" w:w="1701"/>
-            <w:shd w:fill="E50914" w:val="clear"/>
-          </w:tcPr>
-          <w:p>
-            <w:r>
-              <w:rPr>
-                <w:rFonts w:ascii="Calibri" w:hAnsi="Calibri"/>
-                <w:b/>
-                <w:color w:val="FFFFFF"/>
-                <w:sz w:val="19"/>
-              </w:rPr>
-              <w:t>Test R²</w:t>
-            </w:r>
-          </w:p>
-        </w:tc>
-        <w:tc>
-          <w:tcPr>
-            <w:tcW w:type="dxa" w:w="2268"/>
-            <w:shd w:fill="E50914" w:val="clear"/>
-          </w:tcPr>
-          <w:p>
-            <w:r>
-              <w:rPr>
-                <w:rFonts w:ascii="Calibri" w:hAnsi="Calibri"/>
-                <w:b/>
-                <w:color w:val="FFFFFF"/>
-                <w:sz w:val="19"/>
-              </w:rPr>
-              <w:t>CV R²</w:t>
-            </w:r>
-          </w:p>
-        </w:tc>
-        <w:tc>
-          <w:tcPr>
-            <w:tcW w:type="dxa" w:w="2835"/>
-            <w:shd w:fill="E50914" w:val="clear"/>
-          </w:tcPr>
-          <w:p>
-            <w:r>
-              <w:rPr>
-                <w:rFonts w:ascii="Calibri" w:hAnsi="Calibri"/>
-                <w:b/>
-                <w:color w:val="FFFFFF"/>
-                <w:sz w:val="19"/>
-              </w:rPr>
-              <w:t>Conclusion</w:t>
-            </w:r>
-          </w:p>
-        </w:tc>
-      </w:tr>
-      <w:tr>
-        <w:tc>
-          <w:tcPr>
-            <w:tcW w:type="dxa" w:w="2835"/>
-          </w:tcPr>
-          <w:p>
-            <w:r>
-              <w:rPr>
-                <w:rFonts w:ascii="Calibri" w:hAnsi="Calibri"/>
-                <w:sz w:val="19"/>
-              </w:rPr>
-              <w:t>Linear Regression</w:t>
-            </w:r>
-          </w:p>
-        </w:tc>
-        <w:tc>
-          <w:tcPr>
-            <w:tcW w:type="dxa" w:w="1701"/>
-          </w:tcPr>
-          <w:p>
-            <w:r>
-              <w:rPr>
-                <w:rFonts w:ascii="Calibri" w:hAnsi="Calibri"/>
-                <w:sz w:val="19"/>
-              </w:rPr>
-              <w:t>0.000</w:t>
-            </w:r>
-          </w:p>
-        </w:tc>
-        <w:tc>
-          <w:tcPr>
-            <w:tcW w:type="dxa" w:w="2268"/>
-          </w:tcPr>
-          <w:p>
-            <w:r>
-              <w:rPr>
-                <w:rFonts w:ascii="Calibri" w:hAnsi="Calibri"/>
-                <w:sz w:val="19"/>
-              </w:rPr>
-              <w:t>0.000 ± 0.000</w:t>
-            </w:r>
-          </w:p>
-        </w:tc>
-        <w:tc>
-          <w:tcPr>
-            <w:tcW w:type="dxa" w:w="2835"/>
-          </w:tcPr>
-          <w:p>
-            <w:r>
-              <w:rPr>
-                <w:rFonts w:ascii="Calibri" w:hAnsi="Calibri"/>
-                <w:sz w:val="19"/>
-              </w:rPr>
-              <w:t>Predicts mean; no fit</w:t>
-            </w:r>
-          </w:p>
-        </w:tc>
-      </w:tr>
-      <w:tr>
-        <w:tc>
-          <w:tcPr>
-            <w:tcW w:type="dxa" w:w="2835"/>
-            <w:shd w:fill="F5F5F5" w:val="clear"/>
-          </w:tcPr>
-          <w:p>
-            <w:r>
-              <w:rPr>
-                <w:rFonts w:ascii="Calibri" w:hAnsi="Calibri"/>
-                <w:sz w:val="19"/>
-              </w:rPr>
-              <w:t>Random Forest</w:t>
-            </w:r>
-          </w:p>
-        </w:tc>
-        <w:tc>
-          <w:tcPr>
-            <w:tcW w:type="dxa" w:w="1701"/>
-            <w:shd w:fill="F5F5F5" w:val="clear"/>
-          </w:tcPr>
-          <w:p>
-            <w:r>
-              <w:rPr>
-                <w:rFonts w:ascii="Calibri" w:hAnsi="Calibri"/>
-                <w:sz w:val="19"/>
-              </w:rPr>
-              <w:t>−0.005</w:t>
-            </w:r>
-          </w:p>
-        </w:tc>
-        <w:tc>
-          <w:tcPr>
-            <w:tcW w:type="dxa" w:w="2268"/>
-            <w:shd w:fill="F5F5F5" w:val="clear"/>
-          </w:tcPr>
-          <w:p>
-            <w:r>
-              <w:rPr>
-                <w:rFonts w:ascii="Calibri" w:hAnsi="Calibri"/>
-                <w:sz w:val="19"/>
-              </w:rPr>
-              <w:t>−0.01 ± 0.01</w:t>
-            </w:r>
-          </w:p>
-        </w:tc>
-        <w:tc>
-          <w:tcPr>
-            <w:tcW w:type="dxa" w:w="2835"/>
-            <w:shd w:fill="F5F5F5" w:val="clear"/>
-          </w:tcPr>
-          <w:p>
-            <w:r>
-              <w:rPr>
-                <w:rFonts w:ascii="Calibri" w:hAnsi="Calibri"/>
-                <w:sz w:val="19"/>
-              </w:rPr>
-              <w:t>Overfits train; no generalization</w:t>
-            </w:r>
-          </w:p>
-        </w:tc>
-      </w:tr>
-    </w:tbl>
-    <w:p>
-      <w:pPr>
-        <w:spacing w:after="40"/>
-      </w:pPr>
-    </w:p>
-    <w:p>
-      <w:r>
-        <w:br w:type="page"/>
-      </w:r>
-    </w:p>
-    <w:p>
-      <w:pPr>
-        <w:spacing w:before="200" w:after="60"/>
-      </w:pPr>
-      <w:r>
-        <w:rPr>
-          <w:rFonts w:ascii="Calibri" w:hAnsi="Calibri"/>
-          <w:b/>
-          <w:color w:val="E50914"/>
-          <w:sz w:val="28"/>
-        </w:rPr>
-        <w:t>Part 4: Feature Importance + Visualization</w:t>
-      </w:r>
-    </w:p>
-    <w:p>
-      <w:pPr>
-        <w:spacing w:before="140" w:after="60"/>
-      </w:pPr>
-      <w:r>
-        <w:rPr>
-          <w:rFonts w:ascii="Calibri" w:hAnsi="Calibri"/>
-          <w:b/>
-          <w:color w:val="E50914"/>
-          <w:sz w:val="24"/>
-        </w:rPr>
-        <w:t>4.1 Feature Importance</w:t>
-      </w:r>
-    </w:p>
-    <w:p>
-      <w:pPr>
-        <w:spacing w:after="80" w:line="280" w:lineRule="exact"/>
-      </w:pPr>
-      <w:r>
-        <w:rPr>
-          <w:rFonts w:ascii="Calibri" w:hAnsi="Calibri"/>
-          <w:sz w:val="21"/>
-        </w:rPr>
-        <w:t>Random Forest Gini importance scores are distributed nearly uniformly across all encoded features — no single feature dominates. This is consistent with CV R² ≈ 0 and confirms none of the available features carries meaningful predictive signal.</w:t>
-      </w:r>
-    </w:p>
-    <w:p>
-      <w:pPr>
-        <w:spacing w:after="80" w:line="280" w:lineRule="exact"/>
-      </w:pPr>
-      <w:r>
-        <w:rPr>
-          <w:rFonts w:ascii="Calibri" w:hAnsi="Calibri"/>
-          <w:sz w:val="21"/>
-        </w:rPr>
-        <w:t>⚠  Caveat: Feature importance measures predictive contribution within this model, not causal effect.</w:t>
-      </w:r>
-    </w:p>
-    <w:p>
-      <w:pPr>
-        <w:spacing w:before="140" w:after="60"/>
-      </w:pPr>
-      <w:r>
-        <w:rPr>
-          <w:rFonts w:ascii="Calibri" w:hAnsi="Calibri"/>
-          <w:b/>
-          <w:color w:val="E50914"/>
-          <w:sz w:val="24"/>
-        </w:rPr>
-        <w:t>4.2 Key Visualization: Actual vs. Predicted Watch Time</w:t>
-      </w:r>
-    </w:p>
-    <w:p>
-      <w:pPr>
-        <w:spacing w:after="80" w:line="280" w:lineRule="exact"/>
-      </w:pPr>
-      <w:r>
-        <w:rPr>
-          <w:rFonts w:ascii="Calibri" w:hAnsi="Calibri"/>
-          <w:sz w:val="21"/>
-        </w:rPr>
-        <w:t>The Actual vs. Predicted scatter plot (test set) shows a horizontal band near the training mean rather than a diagonal, the visual signature of a model that ignores inputs and predicts the mean. Residual distributions for both models overlap entirely, confirming Random Forest provides no practical improvement over the linear baseline.</w:t>
-      </w:r>
-    </w:p>
-    <w:p>
-      <w:pPr>
-        <w:spacing w:before="200" w:after="60"/>
-      </w:pPr>
-      <w:r>
-        <w:rPr>
-          <w:rFonts w:ascii="Calibri" w:hAnsi="Calibri"/>
-          <w:b/>
-          <w:color w:val="E50914"/>
-          <w:sz w:val="28"/>
-        </w:rPr>
-        <w:t>Part 5: Recommendation</w:t>
-      </w:r>
-    </w:p>
-    <w:p>
-      <w:pPr>
-        <w:spacing w:before="140" w:after="60"/>
-      </w:pPr>
-      <w:r>
-        <w:rPr>
-          <w:rFonts w:ascii="Calibri" w:hAnsi="Calibri"/>
-          <w:b/>
-          <w:color w:val="333333"/>
-          <w:sz w:val="24"/>
-        </w:rPr>
-        <w:t>Situation</w:t>
-      </w:r>
-    </w:p>
-    <w:p>
-      <w:pPr>
-        <w:spacing w:after="80" w:line="280" w:lineRule="exact"/>
-      </w:pPr>
-      <w:r>
-        <w:rPr>
-          <w:rFonts w:ascii="Calibri" w:hAnsi="Calibri"/>
-          <w:sz w:val="21"/>
-        </w:rPr>
-        <w:t>Streaming platforms seek to personalize recommendations and optimize user engagement. The key decision: which users are likely to watch more hours, enabling proactive content surfacing, notification calibration, and retention targeting.</w:t>
-      </w:r>
-    </w:p>
-    <w:p>
-      <w:pPr>
-        <w:spacing w:before="140" w:after="60"/>
-      </w:pPr>
-      <w:r>
-        <w:rPr>
-          <w:rFonts w:ascii="Calibri" w:hAnsi="Calibri"/>
-          <w:b/>
-          <w:color w:val="333333"/>
-          <w:sz w:val="24"/>
-        </w:rPr>
-        <w:t>Complication</w:t>
-      </w:r>
-    </w:p>
-    <w:p>
-      <w:pPr>
-        <w:spacing w:after="80" w:line="280" w:lineRule="exact"/>
-      </w:pPr>
-      <w:r>
-        <w:rPr>
-          <w:rFonts w:ascii="Calibri" w:hAnsi="Calibri"/>
-          <w:sz w:val="21"/>
-        </w:rPr>
-        <w:t>Despite training both Linear Regression and Random Forest, prediction accuracy remains near zero (R² ≈ 0.00, RMSE ≈ 285 hrs). Cross-validation confirms this is not a test-set artifact but a genuine absence of signal. The dataset is synthetically generated, meaning the target was likely assigned independently of all features, making accurate prediction structurally impossible with this feature set.</w:t>
-      </w:r>
-    </w:p>
-    <w:p>
-      <w:pPr>
-        <w:spacing w:before="140" w:after="60"/>
-      </w:pPr>
-      <w:r>
-        <w:rPr>
-          <w:rFonts w:ascii="Calibri" w:hAnsi="Calibri"/>
-          <w:b/>
-          <w:color w:val="333333"/>
-          <w:sz w:val="24"/>
-        </w:rPr>
-        <w:t>Resolution</w:t>
-      </w:r>
-    </w:p>
-    <w:p>
-      <w:pPr>
-        <w:spacing w:after="80" w:line="280" w:lineRule="exact"/>
-      </w:pPr>
-      <w:r>
-        <w:rPr>
-          <w:rFonts w:ascii="Calibri" w:hAnsi="Calibri"/>
-          <w:sz w:val="21"/>
-        </w:rPr>
-        <w:t>We recommend the platform does NOT deploy either model. Instead:</w:t>
-      </w:r>
-    </w:p>
-    <w:p>
-      <w:pPr>
-        <w:pStyle w:val="ListNumber"/>
-        <w:spacing w:after="40"/>
-      </w:pPr>
-      <w:r>
-        <w:rPr>
-          <w:rFonts w:ascii="Calibri" w:hAnsi="Calibri"/>
-          <w:b/>
-          <w:sz w:val="21"/>
-        </w:rPr>
-        <w:t xml:space="preserve">Collect behavioral features:  </w:t>
-      </w:r>
-      <w:r>
-        <w:rPr>
-          <w:rFonts w:ascii="Calibri" w:hAnsi="Calibri"/>
-          <w:sz w:val="21"/>
-        </w:rPr>
-        <w:t>Session frequency, days-since-last-login, titles started vs. completed, time-of-day patterns, device type — these carry documented predictive signal.</w:t>
-      </w:r>
-    </w:p>
-    <w:p>
-      <w:pPr>
-        <w:pStyle w:val="ListNumber"/>
-        <w:spacing w:after="40"/>
-      </w:pPr>
-      <w:r>
-        <w:rPr>
-          <w:rFonts w:ascii="Calibri" w:hAnsi="Calibri"/>
-          <w:b/>
-          <w:sz w:val="21"/>
-        </w:rPr>
-        <w:t xml:space="preserve">Reframe as ranking:  </w:t>
-      </w:r>
-      <w:r>
-        <w:rPr>
-          <w:rFonts w:ascii="Calibri" w:hAnsi="Calibri"/>
-          <w:sz w:val="21"/>
-        </w:rPr>
-        <w:t>Rank users by relative predicted engagement rather than estimating absolute hours; ranking is more robust to noise.</w:t>
-      </w:r>
-    </w:p>
-    <w:p>
-      <w:pPr>
-        <w:pStyle w:val="ListNumber"/>
-        <w:spacing w:after="40"/>
-      </w:pPr>
-      <w:r>
-        <w:rPr>
-          <w:rFonts w:ascii="Calibri" w:hAnsi="Calibri"/>
-          <w:b/>
-          <w:sz w:val="21"/>
-        </w:rPr>
-        <w:t xml:space="preserve">Validate on real data:  </w:t>
-      </w:r>
-      <w:r>
-        <w:rPr>
-          <w:rFonts w:ascii="Calibri" w:hAnsi="Calibri"/>
-          <w:sz w:val="21"/>
-        </w:rPr>
-        <w:t>Re-train and evaluate on actual platform telemetry before any production deployment.</w:t>
-      </w:r>
-    </w:p>
-    <w:p>
-      <w:pPr>
-        <w:spacing w:before="140" w:after="60"/>
-      </w:pPr>
-      <w:r>
-        <w:rPr>
-          <w:rFonts w:ascii="Calibri" w:hAnsi="Calibri"/>
-          <w:b/>
-          <w:color w:val="333333"/>
-          <w:sz w:val="24"/>
-        </w:rPr>
-        <w:t>Uncertainty Statement</w:t>
-      </w:r>
-    </w:p>
-    <w:p>
-      <w:pPr>
-        <w:spacing w:after="80" w:line="280" w:lineRule="exact"/>
-      </w:pPr>
-      <w:r>
-        <w:rPr>
-          <w:rFonts w:ascii="Calibri" w:hAnsi="Calibri"/>
-          <w:sz w:val="21"/>
-        </w:rPr>
-        <w:t>CV R² = 0.00 ± 0.00 (Linear Regression); CV R² = −0.01 ± 0.01 (Random Forest). Neither model explains meaningful variance. Primary limitation: synthetic data with target independent of features by construction. We recommend collecting real behavioral data before further investment, noting that even with richer features, individual watch-time prediction carries high inherent variance.</w:t>
+        <w:t>The Random Forest Gini importance scores are spread roughly evenly across all encoded features. No single feature dominates, which is consistent with all features having near-zero predictive value. It is worth stating explicitly that these scores reflect predictive contribution within this trained model only; they say nothing about causal relationships between user demographics and viewing behavior.</w:t>
       </w:r>
     </w:p>
     <w:p>
@@ -1629,13 +809,199 @@
     </w:p>
     <w:p>
       <w:pPr>
-        <w:spacing w:before="200" w:after="60"/>
+        <w:spacing w:before="240" w:after="80"/>
       </w:pPr>
       <w:r>
         <w:rPr>
-          <w:rFonts w:ascii="Calibri" w:hAnsi="Calibri"/>
+          <w:rFonts w:ascii="Times New Roman" w:hAnsi="Times New Roman"/>
           <w:b/>
-          <w:color w:val="333333"/>
+          <w:sz w:val="28"/>
+        </w:rPr>
+        <w:t>4. Key Visualization</w:t>
+      </w:r>
+    </w:p>
+    <w:p>
+      <w:pPr>
+        <w:spacing w:after="120" w:line="300" w:lineRule="exact"/>
+        <w:ind w:firstLine="340"/>
+      </w:pPr>
+      <w:r>
+        <w:rPr>
+          <w:rFonts w:ascii="Times New Roman" w:hAnsi="Times New Roman"/>
+          <w:sz w:val="22"/>
+        </w:rPr>
+        <w:t>The most informative diagnostic is the actual-versus-predicted scatter plot on the test set. For both models, the predictions cluster into a nearly horizontal band near the training mean rather than tracking the diagonal. A model that genuinely learned something from the features would show points scattered around the 45-degree line; what we see instead is essentially a flat prediction regardless of what features the user has.</w:t>
+      </w:r>
+    </w:p>
+    <w:p>
+      <w:pPr>
+        <w:spacing w:after="120" w:line="300" w:lineRule="exact"/>
+        <w:ind w:firstLine="340"/>
+      </w:pPr>
+      <w:r>
+        <w:rPr>
+          <w:rFonts w:ascii="Times New Roman" w:hAnsi="Times New Roman"/>
+          <w:sz w:val="22"/>
+        </w:rPr>
+        <w:t>The residual distributions for both models are wide (standard deviation around 285 hours) and overlap almost completely, which rules out the possibility that the Random Forest is capturing different segments of users even if its overall R-squared is similar. There is no subgroup of users for which either model is noticeably more accurate.</w:t>
+      </w:r>
+    </w:p>
+    <w:p>
+      <w:pPr>
+        <w:spacing w:before="240" w:after="80"/>
+      </w:pPr>
+      <w:r>
+        <w:rPr>
+          <w:rFonts w:ascii="Times New Roman" w:hAnsi="Times New Roman"/>
+          <w:b/>
+          <w:sz w:val="28"/>
+        </w:rPr>
+        <w:t>5. Recommendation</w:t>
+      </w:r>
+    </w:p>
+    <w:p>
+      <w:pPr>
+        <w:spacing w:before="160" w:after="80"/>
+      </w:pPr>
+      <w:r>
+        <w:rPr>
+          <w:rFonts w:ascii="Times New Roman" w:hAnsi="Times New Roman"/>
+          <w:b/>
+          <w:sz w:val="24"/>
+        </w:rPr>
+        <w:t>Situation</w:t>
+      </w:r>
+    </w:p>
+    <w:p>
+      <w:pPr>
+        <w:spacing w:after="120" w:line="300" w:lineRule="exact"/>
+        <w:ind w:firstLine="340"/>
+      </w:pPr>
+      <w:r>
+        <w:rPr>
+          <w:rFonts w:ascii="Times New Roman" w:hAnsi="Times New Roman"/>
+          <w:sz w:val="22"/>
+        </w:rPr>
+        <w:t>A streaming platform wants to predict how much time individual users will spend watching content, so it can personalize recommendations and decide which users to invest retention resources in. The data available includes basic demographic and account information collected at registration.</w:t>
+      </w:r>
+    </w:p>
+    <w:p>
+      <w:pPr>
+        <w:spacing w:before="160" w:after="80"/>
+      </w:pPr>
+      <w:r>
+        <w:rPr>
+          <w:rFonts w:ascii="Times New Roman" w:hAnsi="Times New Roman"/>
+          <w:b/>
+          <w:sz w:val="24"/>
+        </w:rPr>
+        <w:t>Complication</w:t>
+      </w:r>
+    </w:p>
+    <w:p>
+      <w:pPr>
+        <w:spacing w:after="120" w:line="300" w:lineRule="exact"/>
+        <w:ind w:firstLine="340"/>
+      </w:pPr>
+      <w:r>
+        <w:rPr>
+          <w:rFonts w:ascii="Times New Roman" w:hAnsi="Times New Roman"/>
+          <w:sz w:val="22"/>
+        </w:rPr>
+        <w:t>Neither model was able to predict watch time with any accuracy. Cross-validation R-squared is 0.00 for both, and RMSE is roughly 285 hours regardless of which algorithm is used. The core problem is not model choice or hyperparameter tuning. The available features simply do not carry information about how much a user watches. Age, country, subscription tier, and favorite genre are collected at sign-up and reflect user preferences in a static, self-reported way. Actual viewing behavior is driven by much more dynamic factors that are not present in this dataset.</w:t>
+      </w:r>
+    </w:p>
+    <w:p>
+      <w:pPr>
+        <w:spacing w:after="120" w:line="300" w:lineRule="exact"/>
+        <w:ind w:firstLine="340"/>
+      </w:pPr>
+      <w:r>
+        <w:rPr>
+          <w:rFonts w:ascii="Times New Roman" w:hAnsi="Times New Roman"/>
+          <w:sz w:val="22"/>
+        </w:rPr>
+        <w:t>The synthetic origin of the data makes this worse: the target values appear to have been generated independently of the feature values, so no model could succeed here regardless of its complexity.</w:t>
+      </w:r>
+    </w:p>
+    <w:p>
+      <w:r>
+        <w:br w:type="page"/>
+      </w:r>
+    </w:p>
+    <w:p>
+      <w:pPr>
+        <w:spacing w:before="160" w:after="80"/>
+      </w:pPr>
+      <w:r>
+        <w:rPr>
+          <w:rFonts w:ascii="Times New Roman" w:hAnsi="Times New Roman"/>
+          <w:b/>
+          <w:sz w:val="24"/>
+        </w:rPr>
+        <w:t>Resolution</w:t>
+      </w:r>
+    </w:p>
+    <w:p>
+      <w:pPr>
+        <w:spacing w:after="120" w:line="300" w:lineRule="exact"/>
+        <w:ind w:firstLine="340"/>
+      </w:pPr>
+      <w:r>
+        <w:rPr>
+          <w:rFonts w:ascii="Times New Roman" w:hAnsi="Times New Roman"/>
+          <w:sz w:val="22"/>
+        </w:rPr>
+        <w:t>We recommend against deploying either model in its current form. The more productive path is to collect features that reflect actual user behavior rather than stated preferences. Session frequency, time elapsed since the last login, the ratio of titles started to titles completed, and time-of-day viewing patterns are all features that have documented predictive value in the recommendation-systems literature. With those inputs, a similar modeling pipeline would likely produce meaningfully better results.</w:t>
+      </w:r>
+    </w:p>
+    <w:p>
+      <w:pPr>
+        <w:spacing w:after="120" w:line="300" w:lineRule="exact"/>
+        <w:ind w:firstLine="340"/>
+      </w:pPr>
+      <w:r>
+        <w:rPr>
+          <w:rFonts w:ascii="Times New Roman" w:hAnsi="Times New Roman"/>
+          <w:sz w:val="22"/>
+        </w:rPr>
+        <w:t>A second recommendation is to reframe the task as ranking rather than point prediction. Instead of estimating that user A will watch 312 hours, the platform ranks users by predicted engagement tier (high / medium / low). Ranking is more robust to noisy targets and easier to evaluate with real business metrics like retention rate by tier.</w:t>
+      </w:r>
+    </w:p>
+    <w:p>
+      <w:pPr>
+        <w:spacing w:before="160" w:after="80"/>
+      </w:pPr>
+      <w:r>
+        <w:rPr>
+          <w:rFonts w:ascii="Times New Roman" w:hAnsi="Times New Roman"/>
+          <w:b/>
+          <w:sz w:val="24"/>
+        </w:rPr>
+        <w:t>Uncertainty Statement</w:t>
+      </w:r>
+    </w:p>
+    <w:p>
+      <w:pPr>
+        <w:spacing w:after="120" w:line="300" w:lineRule="exact"/>
+        <w:ind w:firstLine="340"/>
+      </w:pPr>
+      <w:r>
+        <w:rPr>
+          <w:rFonts w:ascii="Times New Roman" w:hAnsi="Times New Roman"/>
+          <w:sz w:val="22"/>
+        </w:rPr>
+        <w:t>Five-fold cross-validation gives R-squared = 0.00 +/- 0.00 for Linear Regression and -0.01 +/- 0.01 for Random Forest. These results are stable across folds, so they are not driven by a single unusual split. The primary source of uncertainty is that this analysis was conducted on synthetic data, which may not reflect the structure of real platform telemetry. Any conclusions drawn here should be treated as preliminary until the same pipeline is applied to actual user logs. Even with better data, individual watch-time prediction is inherently noisy because viewing behavior depends heavily on factors outside any platform database, such as a user's schedule, mood, and competing activities on a given day.</w:t>
+      </w:r>
+    </w:p>
+    <w:p>
+      <w:pPr>
+        <w:spacing w:before="240" w:after="80"/>
+      </w:pPr>
+      <w:r>
+        <w:rPr>
+          <w:rFonts w:ascii="Times New Roman" w:hAnsi="Times New Roman"/>
+          <w:b/>
           <w:sz w:val="28"/>
         </w:rPr>
         <w:t>References</w:t>
@@ -1643,59 +1009,59 @@
     </w:p>
     <w:p>
       <w:pPr>
-        <w:pStyle w:val="ListBullet"/>
-        <w:spacing w:after="80"/>
+        <w:spacing w:after="100"/>
+        <w:ind w:left="680" w:hanging="680"/>
       </w:pPr>
       <w:r>
         <w:rPr>
-          <w:rFonts w:ascii="Calibri" w:hAnsi="Calibri"/>
-          <w:sz w:val="20"/>
+          <w:rFonts w:ascii="Times New Roman" w:hAnsi="Times New Roman"/>
+          <w:sz w:val="21"/>
         </w:rPr>
         <w:t>Smayanj. (2024). Netflix Users Database. Kaggle. https://www.kaggle.com/datasets/smayanj/netflix-users-database</w:t>
       </w:r>
     </w:p>
     <w:p>
       <w:pPr>
-        <w:pStyle w:val="ListBullet"/>
-        <w:spacing w:after="80"/>
+        <w:spacing w:after="100"/>
+        <w:ind w:left="680" w:hanging="680"/>
       </w:pPr>
       <w:r>
         <w:rPr>
-          <w:rFonts w:ascii="Calibri" w:hAnsi="Calibri"/>
-          <w:sz w:val="20"/>
+          <w:rFonts w:ascii="Times New Roman" w:hAnsi="Times New Roman"/>
+          <w:sz w:val="21"/>
         </w:rPr>
-        <w:t>Breiman, L. (2001). Random Forests. Machine Learning, 45(1), 5–32.</w:t>
+        <w:t>Breiman, L. (2001). Random Forests. Machine Learning, 45(1), 5-32.</w:t>
       </w:r>
     </w:p>
     <w:p>
       <w:pPr>
-        <w:pStyle w:val="ListBullet"/>
-        <w:spacing w:after="80"/>
+        <w:spacing w:after="100"/>
+        <w:ind w:left="680" w:hanging="680"/>
       </w:pPr>
       <w:r>
         <w:rPr>
-          <w:rFonts w:ascii="Calibri" w:hAnsi="Calibri"/>
-          <w:sz w:val="20"/>
+          <w:rFonts w:ascii="Times New Roman" w:hAnsi="Times New Roman"/>
+          <w:sz w:val="21"/>
         </w:rPr>
-        <w:t>Pedregosa, F., et al. (2011). Scikit-learn: Machine Learning in Python. JMLR, 12, 2825–2830.</w:t>
+        <w:t>Pedregosa, F., et al. (2011). Scikit-learn: Machine Learning in Python. Journal of Machine Learning Research, 12, 2825-2830.</w:t>
       </w:r>
     </w:p>
     <w:p>
       <w:pPr>
-        <w:pStyle w:val="ListBullet"/>
-        <w:spacing w:after="80"/>
+        <w:spacing w:after="100"/>
+        <w:ind w:left="680" w:hanging="680"/>
       </w:pPr>
       <w:r>
         <w:rPr>
-          <w:rFonts w:ascii="Calibri" w:hAnsi="Calibri"/>
-          <w:sz w:val="20"/>
+          <w:rFonts w:ascii="Times New Roman" w:hAnsi="Times New Roman"/>
+          <w:sz w:val="21"/>
         </w:rPr>
-        <w:t>Koren, Y., Bell, R., &amp; Volinsky, C. (2009). Matrix Factorization Techniques for Recommender Systems. IEEE Computer, 42(8), 30–37.</w:t>
+        <w:t>Koren, Y., Bell, R., &amp; Volinsky, C. (2009). Matrix Factorization Techniques for Recommender Systems. IEEE Computer, 42(8), 30-37.</w:t>
       </w:r>
     </w:p>
     <w:sectPr>
       <w:pgSz w:w="12240" w:h="15840"/>
-      <w:pgMar w:top="1247" w:right="1417" w:bottom="1247" w:left="1587" w:header="720" w:footer="720" w:gutter="0"/>
+      <w:pgMar w:top="1417" w:right="1417" w:bottom="1417" w:left="1701" w:header="720" w:footer="720" w:gutter="0"/>
       <w:cols w:space="720"/>
       <w:docGrid w:linePitch="360"/>
     </w:sectPr>
